--- a/arb/docx/34.content.docx
+++ b/arb/docx/34.content.docx
@@ -9,6 +9,8 @@
       </w:pPr>
       <w:r>
         <w:rPr>
+          <w:rtl/>
+          <w:cs/>
           <w:lang w:val="ar_AE" w:bidi="ar_AE"/>
         </w:rPr>
       </w:r>
@@ -20,12 +22,16 @@
       </w:pPr>
       <w:r>
         <w:rPr>
+          <w:rtl/>
+          <w:cs/>
           <w:lang w:val="ar_AE" w:bidi="ar_AE"/>
         </w:rPr>
         <w:t>Resource: Biblica Open New Arabic Version 2012</w:t>
       </w:r>
       <w:r>
         <w:rPr>
+          <w:rtl/>
+          <w:cs/>
           <w:lang w:val="ar_AE" w:bidi="ar_AE"/>
         </w:rPr>
       </w:r>
@@ -36,37 +42,33 @@
       </w:pPr>
       <w:r>
         <w:rPr>
+          <w:rtl/>
+          <w:cs/>
           <w:lang w:val="ar_AE" w:bidi="ar_AE"/>
         </w:rPr>
       </w:r>
       <w:r>
         <w:rPr>
           <w:b/>
+          <w:rtl/>
+          <w:cs/>
           <w:lang w:val="ar_AE" w:bidi="ar_AE"/>
         </w:rPr>
         <w:t>Biblica Open New Arabic Version 2012</w:t>
       </w:r>
       <w:r>
         <w:rPr>
-          <w:lang w:val="ar_AE" w:bidi="ar_AE"/>
-        </w:rPr>
-        <w:t xml:space="preserve"> (Arabic) is based on: </w:t>
-      </w:r>
-      <w:r>
-        <w:rPr>
-          <w:lang w:val="ar_AE" w:bidi="ar_AE"/>
-        </w:rPr>
-        <w:t>Biblica Open New Arabic Version 2012</w:t>
-      </w:r>
-      <w:r>
-        <w:rPr>
-          <w:lang w:val="ar_AE" w:bidi="ar_AE"/>
-        </w:rPr>
-        <w:t xml:space="preserve">, </w:t>
+          <w:rtl/>
+          <w:cs/>
+          <w:lang w:val="ar_AE" w:bidi="ar_AE"/>
+        </w:rPr>
+        <w:t xml:space="preserve"> © </w:t>
       </w:r>
       <w:hyperlink r:id="rId13">
         <w:r>
           <w:rPr>
+            <w:rtl/>
+            <w:cs/>
             <w:lang w:val="ar_AE" w:bidi="ar_AE"/>
           </w:rPr>
           <w:rPr>
@@ -78,13 +80,17 @@
       </w:hyperlink>
       <w:r>
         <w:rPr>
-          <w:lang w:val="ar_AE" w:bidi="ar_AE"/>
-        </w:rPr>
-        <w:t xml:space="preserve">, None, which is licensed under a </w:t>
+          <w:rtl/>
+          <w:cs/>
+          <w:lang w:val="ar_AE" w:bidi="ar_AE"/>
+        </w:rPr>
+        <w:t xml:space="preserve">, licensed under a </w:t>
       </w:r>
       <w:hyperlink r:id="rId14">
         <w:r>
           <w:rPr>
+            <w:rtl/>
+            <w:cs/>
             <w:lang w:val="ar_AE" w:bidi="ar_AE"/>
           </w:rPr>
           <w:rPr>
@@ -96,49 +102,36 @@
       </w:hyperlink>
       <w:r>
         <w:rPr>
+          <w:rtl/>
+          <w:cs/>
           <w:lang w:val="ar_AE" w:bidi="ar_AE"/>
         </w:rPr>
         <w:t>.</w:t>
       </w:r>
       <w:r>
         <w:rPr>
+          <w:rtl/>
+          <w:cs/>
+          <w:lang w:val="ar_AE" w:bidi="ar_AE"/>
+        </w:rPr>
+      </w:r>
+      <w:r>
+        <w:rPr>
+          <w:rtl/>
+          <w:cs/>
           <w:lang w:val="ar_AE" w:bidi="ar_AE"/>
         </w:rPr>
       </w:r>
     </w:p>
     <w:p>
       <w:pPr>
-        <w:bidi/>
-      </w:pPr>
-      <w:r>
-        <w:rPr>
-          <w:lang w:val="ar_AE" w:bidi="ar_AE"/>
-        </w:rPr>
-      </w:r>
-      <w:r>
-        <w:rPr>
-          <w:lang w:val="ar_AE" w:bidi="ar_AE"/>
-        </w:rPr>
-        <w:t>This PDF version is provided under the same license.</w:t>
-      </w:r>
-      <w:r>
-        <w:rPr>
-          <w:lang w:val="ar_AE" w:bidi="ar_AE"/>
-        </w:rPr>
-      </w:r>
-      <w:r>
-        <w:rPr>
-          <w:lang w:val="ar_AE" w:bidi="ar_AE"/>
-        </w:rPr>
-      </w:r>
-    </w:p>
-    <w:p>
-      <w:pPr>
         <w:pStyle w:val="Heading1"/>
         <w:bidi/>
       </w:pPr>
       <w:r>
         <w:rPr>
+          <w:rtl/>
+          <w:cs/>
           <w:lang w:val="ar_AE" w:bidi="ar_AE"/>
         </w:rPr>
         <w:t>Biblica Open New Arabic Version 2012</w:t>
@@ -168,6 +161,8 @@
       </w:pPr>
       <w:r>
         <w:rPr>
+          <w:rtl/>
+          <w:cs/>
           <w:lang w:val="ar_AE" w:bidi="ar_AE"/>
         </w:rPr>
       </w:r>
@@ -179,6 +174,8 @@
       </w:pPr>
       <w:r>
         <w:rPr>
+          <w:rtl/>
+          <w:cs/>
           <w:lang w:val="ar_AE" w:bidi="ar_AE"/>
         </w:rPr>
       </w:r>
@@ -189,22 +186,30 @@
       </w:pPr>
       <w:r>
         <w:rPr>
-          <w:lang w:val="ar_AE" w:bidi="ar_AE"/>
-        </w:rPr>
-      </w:r>
-      <w:r>
-        <w:rPr>
+          <w:rtl/>
+          <w:cs/>
+          <w:lang w:val="ar_AE" w:bidi="ar_AE"/>
+        </w:rPr>
+      </w:r>
+      <w:r>
+        <w:rPr>
+          <w:rtl/>
+          <w:cs/>
           <w:lang w:val="ar_AE" w:bidi="ar_AE"/>
         </w:rPr>
         <w:t xml:space="preserve"> </w:t>
       </w:r>
       <w:r>
         <w:rPr>
-          <w:lang w:val="ar_AE" w:bidi="ar_AE"/>
-        </w:rPr>
-      </w:r>
-      <w:r>
-        <w:rPr>
+          <w:rtl/>
+          <w:cs/>
+          <w:lang w:val="ar_AE" w:bidi="ar_AE"/>
+        </w:rPr>
+      </w:r>
+      <w:r>
+        <w:rPr>
+          <w:rtl/>
+          <w:cs/>
           <w:lang w:val="ar_AE" w:bidi="ar_AE"/>
         </w:rPr>
       </w:r>
@@ -226,27 +231,477 @@
     </w:p>
     <w:p>
       <w:pPr>
+        <w:pStyle w:val="Heading2"/>
         <w:bidi/>
       </w:pPr>
       <w:r>
         <w:rPr>
+          <w:rtl/>
+          <w:cs/>
+          <w:lang w:val="ar_AE" w:bidi="ar_AE"/>
+        </w:rPr>
+        <w:t>ناحوم 1:1</w:t>
+      </w:r>
+      <w:r>
+        <w:rPr>
+          <w:rtl/>
+          <w:cs/>
           <w:lang w:val="ar_AE" w:bidi="ar_AE"/>
         </w:rPr>
       </w:r>
     </w:p>
     <w:p>
       <w:pPr>
+        <w:bidi/>
+      </w:pPr>
+      <w:r>
+        <w:rPr>
+          <w:rtl/>
+          <w:cs/>
+          <w:lang w:val="ar_AE" w:bidi="ar_AE"/>
+        </w:rPr>
+      </w:r>
+      <w:r>
+        <w:rPr>
+          <w:vertAlign w:val="superscript"/>
+          <w:rtl/>
+          <w:cs/>
+          <w:lang w:val="ar_AE" w:bidi="ar_AE"/>
+        </w:rPr>
+        <w:t>1</w:t>
+      </w:r>
+      <w:r>
+        <w:rPr>
+          <w:rtl/>
+          <w:cs/>
+          <w:lang w:val="ar_AE" w:bidi="ar_AE"/>
+        </w:rPr>
+        <w:t xml:space="preserve"> وَحْيٌ بِشَأْنِ نِينَوَى، كَمَا وَرَدَ فِي كِتَابِ رُؤْيَا نَاحُومَ الأَلْقُوشِيِّ.</w:t>
+      </w:r>
+    </w:p>
+    <w:p>
+      <w:pPr>
+        <w:bidi/>
+      </w:pPr>
+      <w:r>
+        <w:rPr>
+          <w:rtl/>
+          <w:cs/>
+          <w:lang w:val="ar_AE" w:bidi="ar_AE"/>
+        </w:rPr>
+      </w:r>
+      <w:r>
+        <w:rPr>
+          <w:vertAlign w:val="superscript"/>
+          <w:rtl/>
+          <w:cs/>
+          <w:lang w:val="ar_AE" w:bidi="ar_AE"/>
+        </w:rPr>
+        <w:t>2</w:t>
+      </w:r>
+      <w:r>
+        <w:rPr>
+          <w:rtl/>
+          <w:cs/>
+          <w:lang w:val="ar_AE" w:bidi="ar_AE"/>
+        </w:rPr>
+        <w:t xml:space="preserve"> الرَّبُّ إِلَهٌ غَيُورٌ وَمُنْتَقِمٌ. الرَّبُّ مُنْتَقِمٌ وَسَاخِطٌ. يَنْتَقِمُ مِنْ أَعْدَائِهِ، وَيُضْمِرُ الْغَضَبَ لِخُصُومِهِ.</w:t>
+      </w:r>
+    </w:p>
+    <w:p>
+      <w:pPr>
+        <w:bidi/>
+      </w:pPr>
+      <w:r>
+        <w:rPr>
+          <w:rtl/>
+          <w:cs/>
+          <w:lang w:val="ar_AE" w:bidi="ar_AE"/>
+        </w:rPr>
+      </w:r>
+      <w:r>
+        <w:rPr>
+          <w:vertAlign w:val="superscript"/>
+          <w:rtl/>
+          <w:cs/>
+          <w:lang w:val="ar_AE" w:bidi="ar_AE"/>
+        </w:rPr>
+        <w:t>3</w:t>
+      </w:r>
+      <w:r>
+        <w:rPr>
+          <w:rtl/>
+          <w:cs/>
+          <w:lang w:val="ar_AE" w:bidi="ar_AE"/>
+        </w:rPr>
+        <w:t xml:space="preserve"> الرَّبُّ بَطِيءٌ فِي غَضَبِهِ وَعَظِيمُ الْعِزَّةِ، إِنَّمَا لَا يُبْرِئُ الْخَاطِئَ الْبَتَّةَ. طَرِيقُ الرَّبِّ فِي الزَّوْبَعَةِ وَالْعَاصِفَةِ، وَالْغَمَامُ غُبَارُ قَدَمَيْهِ.</w:t>
+      </w:r>
+    </w:p>
+    <w:p>
+      <w:pPr>
+        <w:bidi/>
+      </w:pPr>
+      <w:r>
+        <w:rPr>
+          <w:rtl/>
+          <w:cs/>
+          <w:lang w:val="ar_AE" w:bidi="ar_AE"/>
+        </w:rPr>
+      </w:r>
+      <w:r>
+        <w:rPr>
+          <w:vertAlign w:val="superscript"/>
+          <w:rtl/>
+          <w:cs/>
+          <w:lang w:val="ar_AE" w:bidi="ar_AE"/>
+        </w:rPr>
+        <w:t>4</w:t>
+      </w:r>
+      <w:r>
+        <w:rPr>
+          <w:rtl/>
+          <w:cs/>
+          <w:lang w:val="ar_AE" w:bidi="ar_AE"/>
+        </w:rPr>
+        <w:t xml:space="preserve"> يَزْجُرُ الْبَحْرَ فَيُجَفِّفُهُ. يُنْضِبُ جَمِيعَ الأَنْهَارِ، فَتَذْوِي مَرَاعِي بَاشَانَ وَالْكَرْمَلِ، وَيَذْبُلُ زَهْرُ لُبْنَانَ.</w:t>
+      </w:r>
+    </w:p>
+    <w:p>
+      <w:pPr>
+        <w:bidi/>
+      </w:pPr>
+      <w:r>
+        <w:rPr>
+          <w:rtl/>
+          <w:cs/>
+          <w:lang w:val="ar_AE" w:bidi="ar_AE"/>
+        </w:rPr>
+      </w:r>
+      <w:r>
+        <w:rPr>
+          <w:vertAlign w:val="superscript"/>
+          <w:rtl/>
+          <w:cs/>
+          <w:lang w:val="ar_AE" w:bidi="ar_AE"/>
+        </w:rPr>
+        <w:t>5</w:t>
+      </w:r>
+      <w:r>
+        <w:rPr>
+          <w:rtl/>
+          <w:cs/>
+          <w:lang w:val="ar_AE" w:bidi="ar_AE"/>
+        </w:rPr>
+        <w:t xml:space="preserve"> تَتَزَلْزَلُ الْجِبَالُ أَمَامَهُ، وَتَذُوبُ التِّلالُ، وَتَتَصَدَّعُ الأَرْضُ فِي حَضْرَتِهِ وَالْمَسْكُونَةُ وَالسَّاكِنُونَ فِيهَا.</w:t>
+      </w:r>
+    </w:p>
+    <w:p>
+      <w:pPr>
+        <w:bidi/>
+      </w:pPr>
+      <w:r>
+        <w:rPr>
+          <w:rtl/>
+          <w:cs/>
+          <w:lang w:val="ar_AE" w:bidi="ar_AE"/>
+        </w:rPr>
+      </w:r>
+      <w:r>
+        <w:rPr>
+          <w:vertAlign w:val="superscript"/>
+          <w:rtl/>
+          <w:cs/>
+          <w:lang w:val="ar_AE" w:bidi="ar_AE"/>
+        </w:rPr>
+        <w:t>6</w:t>
+      </w:r>
+      <w:r>
+        <w:rPr>
+          <w:rtl/>
+          <w:cs/>
+          <w:lang w:val="ar_AE" w:bidi="ar_AE"/>
+        </w:rPr>
+        <w:t xml:space="preserve"> مَنْ يَصْمِدُ أَمَامَ سَخَطِهِ؟ مَنْ يَتَحَمَّلُ فَرْطَ اضْطِرَامِ غَضَبِهِ؟ يَنْصَبُّ غَضَبُهُ كَالنَّارِ وَتَنْحَلُّ تَحْتَ وَطْأَتِهِ الصُّخُورُ.</w:t>
+      </w:r>
+    </w:p>
+    <w:p>
+      <w:pPr>
+        <w:bidi/>
+      </w:pPr>
+      <w:r>
+        <w:rPr>
+          <w:rtl/>
+          <w:cs/>
+          <w:lang w:val="ar_AE" w:bidi="ar_AE"/>
+        </w:rPr>
+      </w:r>
+      <w:r>
+        <w:rPr>
+          <w:vertAlign w:val="superscript"/>
+          <w:rtl/>
+          <w:cs/>
+          <w:lang w:val="ar_AE" w:bidi="ar_AE"/>
+        </w:rPr>
+        <w:t>7</w:t>
+      </w:r>
+      <w:r>
+        <w:rPr>
+          <w:rtl/>
+          <w:cs/>
+          <w:lang w:val="ar_AE" w:bidi="ar_AE"/>
+        </w:rPr>
+        <w:t xml:space="preserve"> الرَّبُّ صَالِحٌ، حِصْنٌ فِي يَوْمِ الضِّيقِ، وَيَعْرِفُ الْمُعْتَصِمِينَ بِهِ.</w:t>
+      </w:r>
+    </w:p>
+    <w:p>
+      <w:pPr>
+        <w:bidi/>
+      </w:pPr>
+      <w:r>
+        <w:rPr>
+          <w:rtl/>
+          <w:cs/>
+          <w:lang w:val="ar_AE" w:bidi="ar_AE"/>
+        </w:rPr>
+      </w:r>
+      <w:r>
+        <w:rPr>
+          <w:vertAlign w:val="superscript"/>
+          <w:rtl/>
+          <w:cs/>
+          <w:lang w:val="ar_AE" w:bidi="ar_AE"/>
+        </w:rPr>
+        <w:t>8</w:t>
+      </w:r>
+      <w:r>
+        <w:rPr>
+          <w:rtl/>
+          <w:cs/>
+          <w:lang w:val="ar_AE" w:bidi="ar_AE"/>
+        </w:rPr>
+        <w:t xml:space="preserve"> وَلَكِنَّهُ بِطُوفَانٍ طَامٍ يُخْفِي مَعَالِمَ نِينَوَى، وَتُدْرِكُ الظُّلْمَةُ أَعْدَاءَهُ.</w:t>
+      </w:r>
+    </w:p>
+    <w:p>
+      <w:pPr>
+        <w:bidi/>
+      </w:pPr>
+      <w:r>
+        <w:rPr>
+          <w:rtl/>
+          <w:cs/>
+          <w:lang w:val="ar_AE" w:bidi="ar_AE"/>
+        </w:rPr>
+      </w:r>
+      <w:r>
+        <w:rPr>
+          <w:vertAlign w:val="superscript"/>
+          <w:rtl/>
+          <w:cs/>
+          <w:lang w:val="ar_AE" w:bidi="ar_AE"/>
+        </w:rPr>
+        <w:t>9</w:t>
+      </w:r>
+      <w:r>
+        <w:rPr>
+          <w:rtl/>
+          <w:cs/>
+          <w:lang w:val="ar_AE" w:bidi="ar_AE"/>
+        </w:rPr>
+        <w:t xml:space="preserve"> لِمَاذَا تَتَآمَرُونَ عَلَى الرَّبِّ؟ إِنَّهُ يَقْضِي عَلَى مُؤَامَرَتِكُمْ، وَيُفْنِيكُمْ بِضَرْبَةٍ وَاحِدَةٍ.</w:t>
+      </w:r>
+    </w:p>
+    <w:p>
+      <w:pPr>
+        <w:bidi/>
+      </w:pPr>
+      <w:r>
+        <w:rPr>
+          <w:rtl/>
+          <w:cs/>
+          <w:lang w:val="ar_AE" w:bidi="ar_AE"/>
+        </w:rPr>
+      </w:r>
+      <w:r>
+        <w:rPr>
+          <w:vertAlign w:val="superscript"/>
+          <w:rtl/>
+          <w:cs/>
+          <w:lang w:val="ar_AE" w:bidi="ar_AE"/>
+        </w:rPr>
+        <w:t>10</w:t>
+      </w:r>
+      <w:r>
+        <w:rPr>
+          <w:rtl/>
+          <w:cs/>
+          <w:lang w:val="ar_AE" w:bidi="ar_AE"/>
+        </w:rPr>
+        <w:t xml:space="preserve"> وَتَلْتَهِمُهُمُ النَّارُ كَمَا تَلْتَهِمُ شَجَرَةَ عُلَّيْقٍ كَثِيفَةً أَوْ سُكَارَى مُتَرَنِّحِينَ مِنْ خَمْرِهِمْ أَوْ حِزْمَةَ قَشٍّ جَافَّةً.</w:t>
+      </w:r>
+    </w:p>
+    <w:p>
+      <w:pPr>
+        <w:bidi/>
+      </w:pPr>
+      <w:r>
+        <w:rPr>
+          <w:rtl/>
+          <w:cs/>
+          <w:lang w:val="ar_AE" w:bidi="ar_AE"/>
+        </w:rPr>
+      </w:r>
+      <w:r>
+        <w:rPr>
+          <w:vertAlign w:val="superscript"/>
+          <w:rtl/>
+          <w:cs/>
+          <w:lang w:val="ar_AE" w:bidi="ar_AE"/>
+        </w:rPr>
+        <w:t>11</w:t>
+      </w:r>
+      <w:r>
+        <w:rPr>
+          <w:rtl/>
+          <w:cs/>
+          <w:lang w:val="ar_AE" w:bidi="ar_AE"/>
+        </w:rPr>
+        <w:t xml:space="preserve"> مِنْكِ خَرَجَ يَا نِينَوَى مَنْ تَآمَرَ بِالشَّرِّ عَلَى الرَّبِّ، وَالْمُشِيرُ بِالسُّوءِ.</w:t>
+      </w:r>
+    </w:p>
+    <w:p>
+      <w:pPr>
+        <w:bidi/>
+      </w:pPr>
+      <w:r>
+        <w:rPr>
+          <w:rtl/>
+          <w:cs/>
+          <w:lang w:val="ar_AE" w:bidi="ar_AE"/>
+        </w:rPr>
+      </w:r>
+      <w:r>
+        <w:rPr>
+          <w:vertAlign w:val="superscript"/>
+          <w:rtl/>
+          <w:cs/>
+          <w:lang w:val="ar_AE" w:bidi="ar_AE"/>
+        </w:rPr>
+        <w:t>12</w:t>
+      </w:r>
+      <w:r>
+        <w:rPr>
+          <w:rtl/>
+          <w:cs/>
+          <w:lang w:val="ar_AE" w:bidi="ar_AE"/>
+        </w:rPr>
+        <w:t xml:space="preserve"> وَهَذَا مَا يَقُولُهُ الرَّبُّ: مَعَ أَنَّكُمْ أَقْوِيَاءُ وَكَثِيرُونَ فَإِنَّكُمْ تُسْتَأْصَلُونَ وَتَفْنَوْنَ. أَمَّا أَنْتُمْ يَا شَعْبِي فَقَدْ عَاقَبْتُكُمْ أَشَدَّ عِقَابٍ وَلَنْ أُنْزِلَ بِكُمُ الْوَيْلاتِ ثَانِيَةً.</w:t>
+      </w:r>
+    </w:p>
+    <w:p>
+      <w:pPr>
+        <w:bidi/>
+      </w:pPr>
+      <w:r>
+        <w:rPr>
+          <w:rtl/>
+          <w:cs/>
+          <w:lang w:val="ar_AE" w:bidi="ar_AE"/>
+        </w:rPr>
+      </w:r>
+      <w:r>
+        <w:rPr>
+          <w:vertAlign w:val="superscript"/>
+          <w:rtl/>
+          <w:cs/>
+          <w:lang w:val="ar_AE" w:bidi="ar_AE"/>
+        </w:rPr>
+        <w:t>13</w:t>
+      </w:r>
+      <w:r>
+        <w:rPr>
+          <w:rtl/>
+          <w:cs/>
+          <w:lang w:val="ar_AE" w:bidi="ar_AE"/>
+        </w:rPr>
+        <w:t xml:space="preserve"> بَلْ أُحَطِّمُ الآنَ نِيرَ أَشُّورَ عَنْكُمْ، وَأَكْسِرُ أَغْلالَكُمْ.</w:t>
+      </w:r>
+    </w:p>
+    <w:p>
+      <w:pPr>
+        <w:bidi/>
+      </w:pPr>
+      <w:r>
+        <w:rPr>
+          <w:rtl/>
+          <w:cs/>
+          <w:lang w:val="ar_AE" w:bidi="ar_AE"/>
+        </w:rPr>
+      </w:r>
+      <w:r>
+        <w:rPr>
+          <w:vertAlign w:val="superscript"/>
+          <w:rtl/>
+          <w:cs/>
+          <w:lang w:val="ar_AE" w:bidi="ar_AE"/>
+        </w:rPr>
+        <w:t>14</w:t>
+      </w:r>
+      <w:r>
+        <w:rPr>
+          <w:rtl/>
+          <w:cs/>
+          <w:lang w:val="ar_AE" w:bidi="ar_AE"/>
+        </w:rPr>
+        <w:t xml:space="preserve"> وَهَا الرَّبُّ قَدْ أَصْدَرَ قَضَاءَهُ بِشَأْنِكَ يَا أَشُّورُ: لَنْ تَبْقَى لَكَ ذُرِّيَّةٌ تَحْمِلُ اسْمَكَ. وَأَسْتَأْصِلُ مِنْ هَيْكَلِ آلهَتِكَ مَنْحُوتَاتِكَ وَمَسْبُوكَاتِكَ، وَأَجْعَلُهُ قَبْرَكَ، لأَنَّكَ صِرْتَ نَجِساً.</w:t>
+      </w:r>
+    </w:p>
+    <w:p>
+      <w:pPr>
+        <w:bidi/>
+      </w:pPr>
+      <w:r>
+        <w:rPr>
+          <w:rtl/>
+          <w:cs/>
+          <w:lang w:val="ar_AE" w:bidi="ar_AE"/>
+        </w:rPr>
+      </w:r>
+      <w:r>
+        <w:rPr>
+          <w:vertAlign w:val="superscript"/>
+          <w:rtl/>
+          <w:cs/>
+          <w:lang w:val="ar_AE" w:bidi="ar_AE"/>
+        </w:rPr>
+        <w:t>15</w:t>
+      </w:r>
+      <w:r>
+        <w:rPr>
+          <w:rtl/>
+          <w:cs/>
+          <w:lang w:val="ar_AE" w:bidi="ar_AE"/>
+        </w:rPr>
+        <w:t xml:space="preserve"> هُوَذَا عَلَى الْجِبَالِ (تَسِيرُ) قَدَمَا الْمُبَشِّرِ حَامِلِ الأَخْبَارِ السَّارَّةِ، الَّذِي يُعْلِنُ السَّلامَ. فَيَا يَهُوذَا وَاظِبْ عَلَى الاحْتِفَالِ بِأَعْيَادِكَ وَأَوْفِ نُذُورَكَ لأَنَّهُ لَنْ يُهَاجِمَكَ الشِّرِّيرُ مِنْ بَعْدُ، إِذْ قَدِ انْقَرَضَ تَمَاماً.</w:t>
+      </w:r>
+    </w:p>
+    <w:p>
+      <w:pPr>
         <w:pStyle w:val="Heading2"/>
         <w:bidi/>
       </w:pPr>
       <w:r>
         <w:rPr>
-          <w:lang w:val="ar_AE" w:bidi="ar_AE"/>
-        </w:rPr>
-        <w:t>Nahum 1:1</w:t>
-      </w:r>
-      <w:r>
-        <w:rPr>
+          <w:rtl/>
+          <w:cs/>
+          <w:lang w:val="ar_AE" w:bidi="ar_AE"/>
+        </w:rPr>
+        <w:t>ناحوم 2:1</w:t>
+      </w:r>
+      <w:r>
+        <w:rPr>
+          <w:rtl/>
+          <w:cs/>
           <w:lang w:val="ar_AE" w:bidi="ar_AE"/>
         </w:rPr>
       </w:r>
@@ -257,31 +712,27 @@
       </w:pPr>
       <w:r>
         <w:rPr>
+          <w:rtl/>
+          <w:cs/>
           <w:lang w:val="ar_AE" w:bidi="ar_AE"/>
         </w:rPr>
       </w:r>
       <w:r>
         <w:rPr>
           <w:vertAlign w:val="superscript"/>
+          <w:rtl/>
+          <w:cs/>
           <w:lang w:val="ar_AE" w:bidi="ar_AE"/>
         </w:rPr>
         <w:t>1</w:t>
       </w:r>
       <w:r>
         <w:rPr>
-          <w:lang w:val="ar_AE" w:bidi="ar_AE"/>
-        </w:rPr>
-        <w:t xml:space="preserve"> وَحْيٌ بِشَأْنِ نِينَوَى، كَمَا وَرَدَ فِي كِتَابِ رُؤْيَا نَاحُومَ الأَلْقُوشِيِّ.</w:t>
-      </w:r>
-      <w:r>
-        <w:rPr>
-          <w:lang w:val="ar_AE" w:bidi="ar_AE"/>
-        </w:rPr>
-      </w:r>
-      <w:r>
-        <w:rPr>
-          <w:lang w:val="ar_AE" w:bidi="ar_AE"/>
-        </w:rPr>
+          <w:rtl/>
+          <w:cs/>
+          <w:lang w:val="ar_AE" w:bidi="ar_AE"/>
+        </w:rPr>
+        <w:t xml:space="preserve"> قَدْ زَحَفَ عَلَيْكِ الْمُهَاجِمُ يَا نِينَوَى، فَاحْرُسِي الْحِصْنَ وَرَاقِبِي الطَّرِيقَ، مَنِّعِي أَسْوَارَكِ، وَجَنِّدِي كُلَّ قُوَّتِكِ.</w:t>
       </w:r>
     </w:p>
     <w:p>
@@ -290,8 +741,27 @@
       </w:pPr>
       <w:r>
         <w:rPr>
-          <w:lang w:val="ar_AE" w:bidi="ar_AE"/>
-        </w:rPr>
+          <w:rtl/>
+          <w:cs/>
+          <w:lang w:val="ar_AE" w:bidi="ar_AE"/>
+        </w:rPr>
+      </w:r>
+      <w:r>
+        <w:rPr>
+          <w:vertAlign w:val="superscript"/>
+          <w:rtl/>
+          <w:cs/>
+          <w:lang w:val="ar_AE" w:bidi="ar_AE"/>
+        </w:rPr>
+        <w:t>2</w:t>
+      </w:r>
+      <w:r>
+        <w:rPr>
+          <w:rtl/>
+          <w:cs/>
+          <w:lang w:val="ar_AE" w:bidi="ar_AE"/>
+        </w:rPr>
+        <w:t xml:space="preserve"> لأَنَّ الرَّبَّ يُعِيدُ بَهَاءَ يَعْقُوبَ وَمَجْدَ إِسْرَائِيلَ، لأَنَّ النَّاهِبِينَ سَلَبُوهُمْ وَأَتْلَفُوا كُرُومَهُمْ.</w:t>
       </w:r>
     </w:p>
     <w:p>
@@ -300,31 +770,27 @@
       </w:pPr>
       <w:r>
         <w:rPr>
+          <w:rtl/>
+          <w:cs/>
           <w:lang w:val="ar_AE" w:bidi="ar_AE"/>
         </w:rPr>
       </w:r>
       <w:r>
         <w:rPr>
           <w:vertAlign w:val="superscript"/>
-          <w:lang w:val="ar_AE" w:bidi="ar_AE"/>
-        </w:rPr>
-        <w:t>2</w:t>
-      </w:r>
-      <w:r>
-        <w:rPr>
-          <w:lang w:val="ar_AE" w:bidi="ar_AE"/>
-        </w:rPr>
-        <w:t xml:space="preserve"> الرَّبُّ إِلَهٌ غَيُورٌ وَمُنْتَقِمٌ. الرَّبُّ مُنْتَقِمٌ وَسَاخِطٌ. يَنْتَقِمُ مِنْ أَعْدَائِهِ، وَيُضْمِرُ الْغَضَبَ لِخُصُومِهِ.</w:t>
-      </w:r>
-      <w:r>
-        <w:rPr>
-          <w:lang w:val="ar_AE" w:bidi="ar_AE"/>
-        </w:rPr>
-      </w:r>
-      <w:r>
-        <w:rPr>
-          <w:lang w:val="ar_AE" w:bidi="ar_AE"/>
-        </w:rPr>
+          <w:rtl/>
+          <w:cs/>
+          <w:lang w:val="ar_AE" w:bidi="ar_AE"/>
+        </w:rPr>
+        <w:t>3</w:t>
+      </w:r>
+      <w:r>
+        <w:rPr>
+          <w:rtl/>
+          <w:cs/>
+          <w:lang w:val="ar_AE" w:bidi="ar_AE"/>
+        </w:rPr>
+        <w:t xml:space="preserve"> تُرُوسُ أَبْطَالِهِ مُخَضَّبَةٌ بِالاحْمِرَارِ، وَجُنُودُهُ الْمُحَارِبُونَ مُسَرْبَلُونَ بِالْقِرْمِزِ. يَبْرُقُ فُولاذُ الْمَرْكَبَاتِ فِي يَوْمِ تَأَهُّبِهَا، وَتَتَبَخْتَرُ جِيَادُهَا.</w:t>
       </w:r>
     </w:p>
     <w:p>
@@ -333,8 +799,27 @@
       </w:pPr>
       <w:r>
         <w:rPr>
-          <w:lang w:val="ar_AE" w:bidi="ar_AE"/>
-        </w:rPr>
+          <w:rtl/>
+          <w:cs/>
+          <w:lang w:val="ar_AE" w:bidi="ar_AE"/>
+        </w:rPr>
+      </w:r>
+      <w:r>
+        <w:rPr>
+          <w:vertAlign w:val="superscript"/>
+          <w:rtl/>
+          <w:cs/>
+          <w:lang w:val="ar_AE" w:bidi="ar_AE"/>
+        </w:rPr>
+        <w:t>4</w:t>
+      </w:r>
+      <w:r>
+        <w:rPr>
+          <w:rtl/>
+          <w:cs/>
+          <w:lang w:val="ar_AE" w:bidi="ar_AE"/>
+        </w:rPr>
+        <w:t xml:space="preserve"> تَتَرَاكَضُ الْمَرْكَبَاتُ بِعُنْفٍ فِي الشَّوَارِعِ، وَعَبْرَ السَّاحَاتِ تَمْرُقُ كَالْبَرْقِ وَمَنْظَرُهَا كَالْمَشَاعِلِ الْمُتَوَهِّجَةِ.</w:t>
       </w:r>
     </w:p>
     <w:p>
@@ -343,31 +828,27 @@
       </w:pPr>
       <w:r>
         <w:rPr>
+          <w:rtl/>
+          <w:cs/>
           <w:lang w:val="ar_AE" w:bidi="ar_AE"/>
         </w:rPr>
       </w:r>
       <w:r>
         <w:rPr>
           <w:vertAlign w:val="superscript"/>
-          <w:lang w:val="ar_AE" w:bidi="ar_AE"/>
-        </w:rPr>
-        <w:t>3</w:t>
-      </w:r>
-      <w:r>
-        <w:rPr>
-          <w:lang w:val="ar_AE" w:bidi="ar_AE"/>
-        </w:rPr>
-        <w:t xml:space="preserve"> الرَّبُّ بَطِيءٌ فِي غَضَبِهِ وَعَظِيمُ الْعِزَّةِ، إِنَّمَا لَا يُبْرِئُ الْخَاطِئَ الْبَتَّةَ. طَرِيقُ الرَّبِّ فِي الزَّوْبَعَةِ وَالْعَاصِفَةِ، وَالْغَمَامُ غُبَارُ قَدَمَيْهِ.</w:t>
-      </w:r>
-      <w:r>
-        <w:rPr>
-          <w:lang w:val="ar_AE" w:bidi="ar_AE"/>
-        </w:rPr>
-      </w:r>
-      <w:r>
-        <w:rPr>
-          <w:lang w:val="ar_AE" w:bidi="ar_AE"/>
-        </w:rPr>
+          <w:rtl/>
+          <w:cs/>
+          <w:lang w:val="ar_AE" w:bidi="ar_AE"/>
+        </w:rPr>
+        <w:t>5</w:t>
+      </w:r>
+      <w:r>
+        <w:rPr>
+          <w:rtl/>
+          <w:cs/>
+          <w:lang w:val="ar_AE" w:bidi="ar_AE"/>
+        </w:rPr>
+        <w:t xml:space="preserve"> يَسْتَدْعِي الْمَلِكُ ضُبَّاطَهُ، فَيُسْرِعُونَ إِلَيْهِ مُتَعَثِّرِينَ فِي خُطَاهُمْ، يُهَرْوِلُونَ إِلَى سُورِ الْمَدِينَةِ وَقَدْ أُقِيمَتِ الْمَتَارِيسُ.</w:t>
       </w:r>
     </w:p>
     <w:p>
@@ -376,8 +857,27 @@
       </w:pPr>
       <w:r>
         <w:rPr>
-          <w:lang w:val="ar_AE" w:bidi="ar_AE"/>
-        </w:rPr>
+          <w:rtl/>
+          <w:cs/>
+          <w:lang w:val="ar_AE" w:bidi="ar_AE"/>
+        </w:rPr>
+      </w:r>
+      <w:r>
+        <w:rPr>
+          <w:vertAlign w:val="superscript"/>
+          <w:rtl/>
+          <w:cs/>
+          <w:lang w:val="ar_AE" w:bidi="ar_AE"/>
+        </w:rPr>
+        <w:t>6</w:t>
+      </w:r>
+      <w:r>
+        <w:rPr>
+          <w:rtl/>
+          <w:cs/>
+          <w:lang w:val="ar_AE" w:bidi="ar_AE"/>
+        </w:rPr>
+        <w:t xml:space="preserve"> قَدِ انْفَتَحَتْ بَوَّابَاتُ الأَنْهَارِ، وَانْهَارَ الْقَصْرُ أَمَامَ جَحَافِلِ الأَعْدَاءِ.</w:t>
       </w:r>
     </w:p>
     <w:p>
@@ -386,31 +886,27 @@
       </w:pPr>
       <w:r>
         <w:rPr>
+          <w:rtl/>
+          <w:cs/>
           <w:lang w:val="ar_AE" w:bidi="ar_AE"/>
         </w:rPr>
       </w:r>
       <w:r>
         <w:rPr>
           <w:vertAlign w:val="superscript"/>
-          <w:lang w:val="ar_AE" w:bidi="ar_AE"/>
-        </w:rPr>
-        <w:t>4</w:t>
-      </w:r>
-      <w:r>
-        <w:rPr>
-          <w:lang w:val="ar_AE" w:bidi="ar_AE"/>
-        </w:rPr>
-        <w:t xml:space="preserve"> يَزْجُرُ الْبَحْرَ فَيُجَفِّفُهُ. يُنْضِبُ جَمِيعَ الأَنْهَارِ، فَتَذْوِي مَرَاعِي بَاشَانَ وَالْكَرْمَلِ، وَيَذْبُلُ زَهْرُ لُبْنَانَ.</w:t>
-      </w:r>
-      <w:r>
-        <w:rPr>
-          <w:lang w:val="ar_AE" w:bidi="ar_AE"/>
-        </w:rPr>
-      </w:r>
-      <w:r>
-        <w:rPr>
-          <w:lang w:val="ar_AE" w:bidi="ar_AE"/>
-        </w:rPr>
+          <w:rtl/>
+          <w:cs/>
+          <w:lang w:val="ar_AE" w:bidi="ar_AE"/>
+        </w:rPr>
+        <w:t>7</w:t>
+      </w:r>
+      <w:r>
+        <w:rPr>
+          <w:rtl/>
+          <w:cs/>
+          <w:lang w:val="ar_AE" w:bidi="ar_AE"/>
+        </w:rPr>
+        <w:t xml:space="preserve"> أَصْبَحَتْ سَيِّدَةُ الْقَصْرِ عَارِيَةً مَسُوقَةً إِلَى الأَسْرِ، وَشَرَعَتْ جَوَارِيهَا يَنُحْنَ كَنَوْحِ الْحَمَامِ وَيَضْرِبْنَ صُدُورَهُنَّ.</w:t>
       </w:r>
     </w:p>
     <w:p>
@@ -419,8 +915,27 @@
       </w:pPr>
       <w:r>
         <w:rPr>
-          <w:lang w:val="ar_AE" w:bidi="ar_AE"/>
-        </w:rPr>
+          <w:rtl/>
+          <w:cs/>
+          <w:lang w:val="ar_AE" w:bidi="ar_AE"/>
+        </w:rPr>
+      </w:r>
+      <w:r>
+        <w:rPr>
+          <w:vertAlign w:val="superscript"/>
+          <w:rtl/>
+          <w:cs/>
+          <w:lang w:val="ar_AE" w:bidi="ar_AE"/>
+        </w:rPr>
+        <w:t>8</w:t>
+      </w:r>
+      <w:r>
+        <w:rPr>
+          <w:rtl/>
+          <w:cs/>
+          <w:lang w:val="ar_AE" w:bidi="ar_AE"/>
+        </w:rPr>
+        <w:t xml:space="preserve"> نِينَوَى كَبِرْكَةٍ نَضَبَتْ مِيَاهُهَا، إِذْ فَرَّ أَهْلُهَا. وَتَعْلُو الصَّرْخَةُ: «قِفُوا، قِفُوا». وَلا مِنْ مُجِيبٍ يَلْتَفِتُ.</w:t>
       </w:r>
     </w:p>
     <w:p>
@@ -429,31 +944,27 @@
       </w:pPr>
       <w:r>
         <w:rPr>
+          <w:rtl/>
+          <w:cs/>
           <w:lang w:val="ar_AE" w:bidi="ar_AE"/>
         </w:rPr>
       </w:r>
       <w:r>
         <w:rPr>
           <w:vertAlign w:val="superscript"/>
-          <w:lang w:val="ar_AE" w:bidi="ar_AE"/>
-        </w:rPr>
-        <w:t>5</w:t>
-      </w:r>
-      <w:r>
-        <w:rPr>
-          <w:lang w:val="ar_AE" w:bidi="ar_AE"/>
-        </w:rPr>
-        <w:t xml:space="preserve"> تَتَزَلْزَلُ الْجِبَالُ أَمَامَهُ، وَتَذُوبُ التِّلالُ، وَتَتَصَدَّعُ الأَرْضُ فِي حَضْرَتِهِ وَالْمَسْكُونَةُ وَالسَّاكِنُونَ فِيهَا.</w:t>
-      </w:r>
-      <w:r>
-        <w:rPr>
-          <w:lang w:val="ar_AE" w:bidi="ar_AE"/>
-        </w:rPr>
-      </w:r>
-      <w:r>
-        <w:rPr>
-          <w:lang w:val="ar_AE" w:bidi="ar_AE"/>
-        </w:rPr>
+          <w:rtl/>
+          <w:cs/>
+          <w:lang w:val="ar_AE" w:bidi="ar_AE"/>
+        </w:rPr>
+        <w:t>9</w:t>
+      </w:r>
+      <w:r>
+        <w:rPr>
+          <w:rtl/>
+          <w:cs/>
+          <w:lang w:val="ar_AE" w:bidi="ar_AE"/>
+        </w:rPr>
+        <w:t xml:space="preserve"> انْهَبُوا الْفِضَّةَ، انْهَبُوا الذَّهَبَ. لَا نِهَايَةَ لِكُنُوزِهَا أَوْ لِنَفَائِسِ ثَرْوَتِهَا.</w:t>
       </w:r>
     </w:p>
     <w:p>
@@ -462,8 +973,27 @@
       </w:pPr>
       <w:r>
         <w:rPr>
-          <w:lang w:val="ar_AE" w:bidi="ar_AE"/>
-        </w:rPr>
+          <w:rtl/>
+          <w:cs/>
+          <w:lang w:val="ar_AE" w:bidi="ar_AE"/>
+        </w:rPr>
+      </w:r>
+      <w:r>
+        <w:rPr>
+          <w:vertAlign w:val="superscript"/>
+          <w:rtl/>
+          <w:cs/>
+          <w:lang w:val="ar_AE" w:bidi="ar_AE"/>
+        </w:rPr>
+        <w:t>10</w:t>
+      </w:r>
+      <w:r>
+        <w:rPr>
+          <w:rtl/>
+          <w:cs/>
+          <w:lang w:val="ar_AE" w:bidi="ar_AE"/>
+        </w:rPr>
+        <w:t xml:space="preserve"> أَضْحَتْ مُوحِشَةً خَاوِيَةً جَرْدَاءَ، ذَابَتْ مِنْهَا الْقُلُوبُ رُعْباً وَانْحَلَّتْ مِنْهَا الرُّكَبُ، طَغَى عَلَيْهَا الأَلَمُ وَعَلا وُجُوهَ أَهْلِهَا الشُّحُوبُ.</w:t>
       </w:r>
     </w:p>
     <w:p>
@@ -472,31 +1002,27 @@
       </w:pPr>
       <w:r>
         <w:rPr>
+          <w:rtl/>
+          <w:cs/>
           <w:lang w:val="ar_AE" w:bidi="ar_AE"/>
         </w:rPr>
       </w:r>
       <w:r>
         <w:rPr>
           <w:vertAlign w:val="superscript"/>
-          <w:lang w:val="ar_AE" w:bidi="ar_AE"/>
-        </w:rPr>
-        <w:t>6</w:t>
-      </w:r>
-      <w:r>
-        <w:rPr>
-          <w:lang w:val="ar_AE" w:bidi="ar_AE"/>
-        </w:rPr>
-        <w:t xml:space="preserve"> مَنْ يَصْمِدُ أَمَامَ سَخَطِهِ؟ مَنْ يَتَحَمَّلُ فَرْطَ اضْطِرَامِ غَضَبِهِ؟ يَنْصَبُّ غَضَبُهُ كَالنَّارِ وَتَنْحَلُّ تَحْتَ وَطْأَتِهِ الصُّخُورُ.</w:t>
-      </w:r>
-      <w:r>
-        <w:rPr>
-          <w:lang w:val="ar_AE" w:bidi="ar_AE"/>
-        </w:rPr>
-      </w:r>
-      <w:r>
-        <w:rPr>
-          <w:lang w:val="ar_AE" w:bidi="ar_AE"/>
-        </w:rPr>
+          <w:rtl/>
+          <w:cs/>
+          <w:lang w:val="ar_AE" w:bidi="ar_AE"/>
+        </w:rPr>
+        <w:t>11</w:t>
+      </w:r>
+      <w:r>
+        <w:rPr>
+          <w:rtl/>
+          <w:cs/>
+          <w:lang w:val="ar_AE" w:bidi="ar_AE"/>
+        </w:rPr>
+        <w:t xml:space="preserve"> أَيْنَ نِينَوى عَرِينُ الأُسُودِ وَمْرْتَعُ الأَشْبَالِ حَيْثُ يَسْرَحُ الأَسَدُ وَاللَّبُوءَةُ وَالأَشْبَالُ مِنْ غَيْرِ إِزْعَاجٍ؟</w:t>
       </w:r>
     </w:p>
     <w:p>
@@ -505,8 +1031,27 @@
       </w:pPr>
       <w:r>
         <w:rPr>
-          <w:lang w:val="ar_AE" w:bidi="ar_AE"/>
-        </w:rPr>
+          <w:rtl/>
+          <w:cs/>
+          <w:lang w:val="ar_AE" w:bidi="ar_AE"/>
+        </w:rPr>
+      </w:r>
+      <w:r>
+        <w:rPr>
+          <w:vertAlign w:val="superscript"/>
+          <w:rtl/>
+          <w:cs/>
+          <w:lang w:val="ar_AE" w:bidi="ar_AE"/>
+        </w:rPr>
+        <w:t>12</w:t>
+      </w:r>
+      <w:r>
+        <w:rPr>
+          <w:rtl/>
+          <w:cs/>
+          <w:lang w:val="ar_AE" w:bidi="ar_AE"/>
+        </w:rPr>
+        <w:t xml:space="preserve"> قَدِ افْتَرَسَ الأَسَدُ مَا يَكْفِي لإِعَالَةِ أَشْبَالِهِ وَخَنَقَ فَرِيسَةً لِلَبُوءَاتِهِ. قَدْ مَلأَ عَرِينَهُ بِقَنَائِصِهِ وَكَهْفَهُ بِأَشْلائِهِمْ.</w:t>
       </w:r>
     </w:p>
     <w:p>
@@ -515,39 +1060,46 @@
       </w:pPr>
       <w:r>
         <w:rPr>
+          <w:rtl/>
+          <w:cs/>
           <w:lang w:val="ar_AE" w:bidi="ar_AE"/>
         </w:rPr>
       </w:r>
       <w:r>
         <w:rPr>
           <w:vertAlign w:val="superscript"/>
-          <w:lang w:val="ar_AE" w:bidi="ar_AE"/>
-        </w:rPr>
-        <w:t>7</w:t>
-      </w:r>
-      <w:r>
-        <w:rPr>
-          <w:lang w:val="ar_AE" w:bidi="ar_AE"/>
-        </w:rPr>
-        <w:t xml:space="preserve"> الرَّبُّ صَالِحٌ، حِصْنٌ فِي يَوْمِ الضِّيقِ، وَيَعْرِفُ الْمُعْتَصِمِينَ بِهِ.</w:t>
-      </w:r>
-      <w:r>
-        <w:rPr>
-          <w:lang w:val="ar_AE" w:bidi="ar_AE"/>
-        </w:rPr>
-      </w:r>
-      <w:r>
-        <w:rPr>
-          <w:lang w:val="ar_AE" w:bidi="ar_AE"/>
-        </w:rPr>
+          <w:rtl/>
+          <w:cs/>
+          <w:lang w:val="ar_AE" w:bidi="ar_AE"/>
+        </w:rPr>
+        <w:t>13</w:t>
+      </w:r>
+      <w:r>
+        <w:rPr>
+          <w:rtl/>
+          <w:cs/>
+          <w:lang w:val="ar_AE" w:bidi="ar_AE"/>
+        </w:rPr>
+        <w:t xml:space="preserve"> هَا أَنَا أُقَاوِمُكِ. يَقُولُ الرَّبُّ الْقَدِيرُ. فَأُحْرِقُ مَرْكَبَاتِكِ فَتُصْبِحُ دُخَاناً، وَيَلْتَهِمُ السَّيْفُ لُحُومَ أَبْنَائِكِ، وَأَسْتَأْصِلُ مِنَ الأَرْضِ غَنَائِمَكِ وَلَنْ يَتَرَدَّدَ فِي مَا بَعْدُ صَوْتُ مَنْدُوبِيكِ.</w:t>
       </w:r>
     </w:p>
     <w:p>
       <w:pPr>
+        <w:pStyle w:val="Heading2"/>
         <w:bidi/>
       </w:pPr>
       <w:r>
         <w:rPr>
+          <w:rtl/>
+          <w:cs/>
+          <w:lang w:val="ar_AE" w:bidi="ar_AE"/>
+        </w:rPr>
+        <w:t>ناحوم 3:1</w:t>
+      </w:r>
+      <w:r>
+        <w:rPr>
+          <w:rtl/>
+          <w:cs/>
           <w:lang w:val="ar_AE" w:bidi="ar_AE"/>
         </w:rPr>
       </w:r>
@@ -558,31 +1110,27 @@
       </w:pPr>
       <w:r>
         <w:rPr>
+          <w:rtl/>
+          <w:cs/>
           <w:lang w:val="ar_AE" w:bidi="ar_AE"/>
         </w:rPr>
       </w:r>
       <w:r>
         <w:rPr>
           <w:vertAlign w:val="superscript"/>
-          <w:lang w:val="ar_AE" w:bidi="ar_AE"/>
-        </w:rPr>
-        <w:t>8</w:t>
-      </w:r>
-      <w:r>
-        <w:rPr>
-          <w:lang w:val="ar_AE" w:bidi="ar_AE"/>
-        </w:rPr>
-        <w:t xml:space="preserve"> وَلَكِنَّهُ بِطُوفَانٍ طَامٍ يُخْفِي مَعَالِمَ نِينَوَى، وَتُدْرِكُ الظُّلْمَةُ أَعْدَاءَهُ.</w:t>
-      </w:r>
-      <w:r>
-        <w:rPr>
-          <w:lang w:val="ar_AE" w:bidi="ar_AE"/>
-        </w:rPr>
-      </w:r>
-      <w:r>
-        <w:rPr>
-          <w:lang w:val="ar_AE" w:bidi="ar_AE"/>
-        </w:rPr>
+          <w:rtl/>
+          <w:cs/>
+          <w:lang w:val="ar_AE" w:bidi="ar_AE"/>
+        </w:rPr>
+        <w:t>1</w:t>
+      </w:r>
+      <w:r>
+        <w:rPr>
+          <w:rtl/>
+          <w:cs/>
+          <w:lang w:val="ar_AE" w:bidi="ar_AE"/>
+        </w:rPr>
+        <w:t xml:space="preserve"> وَيْلٌ لِلْمَدِينَةِ السَّافِكَةِ الدِّمَاءِ الْمُمْتَلِئَةِ كَذِباً، الْمُكْتَظَّةِ بِالْغَنَائِمِ الْمَنْهُوبَةِ، الَّتِي لَا تَخْلُو أَبَداً مِنَ الضَّحَايَا.</w:t>
       </w:r>
     </w:p>
     <w:p>
@@ -591,8 +1139,27 @@
       </w:pPr>
       <w:r>
         <w:rPr>
-          <w:lang w:val="ar_AE" w:bidi="ar_AE"/>
-        </w:rPr>
+          <w:rtl/>
+          <w:cs/>
+          <w:lang w:val="ar_AE" w:bidi="ar_AE"/>
+        </w:rPr>
+      </w:r>
+      <w:r>
+        <w:rPr>
+          <w:vertAlign w:val="superscript"/>
+          <w:rtl/>
+          <w:cs/>
+          <w:lang w:val="ar_AE" w:bidi="ar_AE"/>
+        </w:rPr>
+        <w:t>2</w:t>
+      </w:r>
+      <w:r>
+        <w:rPr>
+          <w:rtl/>
+          <w:cs/>
+          <w:lang w:val="ar_AE" w:bidi="ar_AE"/>
+        </w:rPr>
+        <w:t xml:space="preserve"> هَا فَرْقَعَةُ السِّيَاطِ وَقَعْقَعَةُ الْعَجَلاتِ وَجَلَبَةُ حَوَافِرِ الْخُيُولِ وَصَلْصَلَةُ الْمَرْكَبَاتِ.</w:t>
       </w:r>
     </w:p>
     <w:p>
@@ -601,31 +1168,27 @@
       </w:pPr>
       <w:r>
         <w:rPr>
+          <w:rtl/>
+          <w:cs/>
           <w:lang w:val="ar_AE" w:bidi="ar_AE"/>
         </w:rPr>
       </w:r>
       <w:r>
         <w:rPr>
           <w:vertAlign w:val="superscript"/>
-          <w:lang w:val="ar_AE" w:bidi="ar_AE"/>
-        </w:rPr>
-        <w:t>9</w:t>
-      </w:r>
-      <w:r>
-        <w:rPr>
-          <w:lang w:val="ar_AE" w:bidi="ar_AE"/>
-        </w:rPr>
-        <w:t xml:space="preserve"> لِمَاذَا تَتَآمَرُونَ عَلَى الرَّبِّ؟ إِنَّهُ يَقْضِي عَلَى مُؤَامَرَتِكُمْ، وَيُفْنِيكُمْ بِضَرْبَةٍ وَاحِدَةٍ.</w:t>
-      </w:r>
-      <w:r>
-        <w:rPr>
-          <w:lang w:val="ar_AE" w:bidi="ar_AE"/>
-        </w:rPr>
-      </w:r>
-      <w:r>
-        <w:rPr>
-          <w:lang w:val="ar_AE" w:bidi="ar_AE"/>
-        </w:rPr>
+          <w:rtl/>
+          <w:cs/>
+          <w:lang w:val="ar_AE" w:bidi="ar_AE"/>
+        </w:rPr>
+        <w:t>3</w:t>
+      </w:r>
+      <w:r>
+        <w:rPr>
+          <w:rtl/>
+          <w:cs/>
+          <w:lang w:val="ar_AE" w:bidi="ar_AE"/>
+        </w:rPr>
+        <w:t xml:space="preserve"> وَفُرْسَانٌ وَاثِبَةٌ، وَسُيُوفٌ لامِعَةٌ وَرِمَاحٌ بَارِقَةٌ وَكَثْرَةُ قَتْلَى وَأَكْوَامُ جُثَثٍ لا نِهَايَةَ لَهَا، بِها يَتَعَثَّرُونَ.</w:t>
       </w:r>
     </w:p>
     <w:p>
@@ -634,8 +1197,27 @@
       </w:pPr>
       <w:r>
         <w:rPr>
-          <w:lang w:val="ar_AE" w:bidi="ar_AE"/>
-        </w:rPr>
+          <w:rtl/>
+          <w:cs/>
+          <w:lang w:val="ar_AE" w:bidi="ar_AE"/>
+        </w:rPr>
+      </w:r>
+      <w:r>
+        <w:rPr>
+          <w:vertAlign w:val="superscript"/>
+          <w:rtl/>
+          <w:cs/>
+          <w:lang w:val="ar_AE" w:bidi="ar_AE"/>
+        </w:rPr>
+        <w:t>4</w:t>
+      </w:r>
+      <w:r>
+        <w:rPr>
+          <w:rtl/>
+          <w:cs/>
+          <w:lang w:val="ar_AE" w:bidi="ar_AE"/>
+        </w:rPr>
+        <w:t xml:space="preserve"> كُلُّ هَذَا مِنْ أَجْلِ كَثْرَةِ زِنَى نِينَوَى الفَاتِنَةِ الآسِرَةِ وَمِنْ أَجْلِ سِحْرِهَا الْقَاتِلِ. لَقَدِ اسْتَعْبَدَتِ الشُّعُوبَ بِعَهَرِهَا وَالأُمَمَ بِشَعْوَذَتِهَا.</w:t>
       </w:r>
     </w:p>
     <w:p>
@@ -644,31 +1226,27 @@
       </w:pPr>
       <w:r>
         <w:rPr>
+          <w:rtl/>
+          <w:cs/>
           <w:lang w:val="ar_AE" w:bidi="ar_AE"/>
         </w:rPr>
       </w:r>
       <w:r>
         <w:rPr>
           <w:vertAlign w:val="superscript"/>
-          <w:lang w:val="ar_AE" w:bidi="ar_AE"/>
-        </w:rPr>
-        <w:t>10</w:t>
-      </w:r>
-      <w:r>
-        <w:rPr>
-          <w:lang w:val="ar_AE" w:bidi="ar_AE"/>
-        </w:rPr>
-        <w:t xml:space="preserve"> وَتَلْتَهِمُهُمُ النَّارُ كَمَا تَلْتَهِمُ شَجَرَةَ عُلَّيْقٍ كَثِيفَةً أَوْ سُكَارَى مُتَرَنِّحِينَ مِنْ خَمْرِهِمْ أَوْ حِزْمَةَ قَشٍّ جَافَّةً.</w:t>
-      </w:r>
-      <w:r>
-        <w:rPr>
-          <w:lang w:val="ar_AE" w:bidi="ar_AE"/>
-        </w:rPr>
-      </w:r>
-      <w:r>
-        <w:rPr>
-          <w:lang w:val="ar_AE" w:bidi="ar_AE"/>
-        </w:rPr>
+          <w:rtl/>
+          <w:cs/>
+          <w:lang w:val="ar_AE" w:bidi="ar_AE"/>
+        </w:rPr>
+        <w:t>5</w:t>
+      </w:r>
+      <w:r>
+        <w:rPr>
+          <w:rtl/>
+          <w:cs/>
+          <w:lang w:val="ar_AE" w:bidi="ar_AE"/>
+        </w:rPr>
+        <w:t xml:space="preserve"> هَا أَنَا أُقَاوِمُكِ، يَقُولُ الرَّبُّ الْقَدِيرُ، فَأَكْشِفُ عَارَكِ لأُطْلِعَ الأُمَمَ عَلَى عَوْرَتِكِ وَالْمَمَالِكَ عَلَى خِزْيِكِ.</w:t>
       </w:r>
     </w:p>
     <w:p>
@@ -677,8 +1255,27 @@
       </w:pPr>
       <w:r>
         <w:rPr>
-          <w:lang w:val="ar_AE" w:bidi="ar_AE"/>
-        </w:rPr>
+          <w:rtl/>
+          <w:cs/>
+          <w:lang w:val="ar_AE" w:bidi="ar_AE"/>
+        </w:rPr>
+      </w:r>
+      <w:r>
+        <w:rPr>
+          <w:vertAlign w:val="superscript"/>
+          <w:rtl/>
+          <w:cs/>
+          <w:lang w:val="ar_AE" w:bidi="ar_AE"/>
+        </w:rPr>
+        <w:t>6</w:t>
+      </w:r>
+      <w:r>
+        <w:rPr>
+          <w:rtl/>
+          <w:cs/>
+          <w:lang w:val="ar_AE" w:bidi="ar_AE"/>
+        </w:rPr>
+        <w:t xml:space="preserve"> وَأُلَوِّثُكِ بِالأَوْسَاخِ وَأُحَقِّرُكِ وَأَجْعَلُكِ عِبْرَةً.</w:t>
       </w:r>
     </w:p>
     <w:p>
@@ -687,31 +1284,27 @@
       </w:pPr>
       <w:r>
         <w:rPr>
+          <w:rtl/>
+          <w:cs/>
           <w:lang w:val="ar_AE" w:bidi="ar_AE"/>
         </w:rPr>
       </w:r>
       <w:r>
         <w:rPr>
           <w:vertAlign w:val="superscript"/>
-          <w:lang w:val="ar_AE" w:bidi="ar_AE"/>
-        </w:rPr>
-        <w:t>11</w:t>
-      </w:r>
-      <w:r>
-        <w:rPr>
-          <w:lang w:val="ar_AE" w:bidi="ar_AE"/>
-        </w:rPr>
-        <w:t xml:space="preserve"> مِنْكِ خَرَجَ يَا نِينَوَى مَنْ تَآمَرَ بِالشَّرِّ عَلَى الرَّبِّ، وَالْمُشِيرُ بِالسُّوءِ.</w:t>
-      </w:r>
-      <w:r>
-        <w:rPr>
-          <w:lang w:val="ar_AE" w:bidi="ar_AE"/>
-        </w:rPr>
-      </w:r>
-      <w:r>
-        <w:rPr>
-          <w:lang w:val="ar_AE" w:bidi="ar_AE"/>
-        </w:rPr>
+          <w:rtl/>
+          <w:cs/>
+          <w:lang w:val="ar_AE" w:bidi="ar_AE"/>
+        </w:rPr>
+        <w:t>7</w:t>
+      </w:r>
+      <w:r>
+        <w:rPr>
+          <w:rtl/>
+          <w:cs/>
+          <w:lang w:val="ar_AE" w:bidi="ar_AE"/>
+        </w:rPr>
+        <w:t xml:space="preserve"> وَكُلُّ مَنْ يَرَاكِ يَعْرِضُ عَنْكِ قَائِلاً: «قَدْ خَرِبَتْ نِينَوَى فَمَنْ يَنُوحُ عَلَيْهَا؟ أَيْنَ أَجِدُ لَهَا مُعَزِّينَ؟»</w:t>
       </w:r>
     </w:p>
     <w:p>
@@ -720,8 +1313,27 @@
       </w:pPr>
       <w:r>
         <w:rPr>
-          <w:lang w:val="ar_AE" w:bidi="ar_AE"/>
-        </w:rPr>
+          <w:rtl/>
+          <w:cs/>
+          <w:lang w:val="ar_AE" w:bidi="ar_AE"/>
+        </w:rPr>
+      </w:r>
+      <w:r>
+        <w:rPr>
+          <w:vertAlign w:val="superscript"/>
+          <w:rtl/>
+          <w:cs/>
+          <w:lang w:val="ar_AE" w:bidi="ar_AE"/>
+        </w:rPr>
+        <w:t>8</w:t>
+      </w:r>
+      <w:r>
+        <w:rPr>
+          <w:rtl/>
+          <w:cs/>
+          <w:lang w:val="ar_AE" w:bidi="ar_AE"/>
+        </w:rPr>
+        <w:t xml:space="preserve"> هَلْ أَنْتِ أَفْضَلُ مِنْ طِيبَةَ الْجَاثِمَةِ إِلَى جِوَارِ النِّيلِ الْمُحَاطَةِ بِالْمِيَاهِ، الْمُتَمَنِّعَةِ بِالْبَحْرِ وَبِأَسْوَارٍ مِنَ الْمِيَاهِ؟</w:t>
       </w:r>
     </w:p>
     <w:p>
@@ -730,31 +1342,27 @@
       </w:pPr>
       <w:r>
         <w:rPr>
+          <w:rtl/>
+          <w:cs/>
           <w:lang w:val="ar_AE" w:bidi="ar_AE"/>
         </w:rPr>
       </w:r>
       <w:r>
         <w:rPr>
           <w:vertAlign w:val="superscript"/>
-          <w:lang w:val="ar_AE" w:bidi="ar_AE"/>
-        </w:rPr>
-        <w:t>12</w:t>
-      </w:r>
-      <w:r>
-        <w:rPr>
-          <w:lang w:val="ar_AE" w:bidi="ar_AE"/>
-        </w:rPr>
-        <w:t xml:space="preserve"> وَهَذَا مَا يَقُولُهُ الرَّبُّ: مَعَ أَنَّكُمْ أَقْوِيَاءُ وَكَثِيرُونَ فَإِنَّكُمْ تُسْتَأْصَلُونَ وَتَفْنَوْنَ. أَمَّا أَنْتُمْ يَا شَعْبِي فَقَدْ عَاقَبْتُكُمْ أَشَدَّ عِقَابٍ وَلَنْ أُنْزِلَ بِكُمُ الْوَيْلاتِ ثَانِيَةً.</w:t>
-      </w:r>
-      <w:r>
-        <w:rPr>
-          <w:lang w:val="ar_AE" w:bidi="ar_AE"/>
-        </w:rPr>
-      </w:r>
-      <w:r>
-        <w:rPr>
-          <w:lang w:val="ar_AE" w:bidi="ar_AE"/>
-        </w:rPr>
+          <w:rtl/>
+          <w:cs/>
+          <w:lang w:val="ar_AE" w:bidi="ar_AE"/>
+        </w:rPr>
+        <w:t>9</w:t>
+      </w:r>
+      <w:r>
+        <w:rPr>
+          <w:rtl/>
+          <w:cs/>
+          <w:lang w:val="ar_AE" w:bidi="ar_AE"/>
+        </w:rPr>
+        <w:t xml:space="preserve"> كُوشُ وَمِصْرُ كَانَتَا قُوَّتَهَا اللّامُتَنَاهِيَةَ، وَفُوطُ وَلِيبِيَا مِنْ حُلَفَائِهَا.</w:t>
       </w:r>
     </w:p>
     <w:p>
@@ -763,8 +1371,27 @@
       </w:pPr>
       <w:r>
         <w:rPr>
-          <w:lang w:val="ar_AE" w:bidi="ar_AE"/>
-        </w:rPr>
+          <w:rtl/>
+          <w:cs/>
+          <w:lang w:val="ar_AE" w:bidi="ar_AE"/>
+        </w:rPr>
+      </w:r>
+      <w:r>
+        <w:rPr>
+          <w:vertAlign w:val="superscript"/>
+          <w:rtl/>
+          <w:cs/>
+          <w:lang w:val="ar_AE" w:bidi="ar_AE"/>
+        </w:rPr>
+        <w:t>10</w:t>
+      </w:r>
+      <w:r>
+        <w:rPr>
+          <w:rtl/>
+          <w:cs/>
+          <w:lang w:val="ar_AE" w:bidi="ar_AE"/>
+        </w:rPr>
+        <w:t xml:space="preserve"> وَمَعَ ذَلِكَ فَقَدْ وَقَعَتْ أَسِيرَةً وَاقْتِيدَتْ إِلَى السَّبْيِ، وَتَمَزَّقَ أَطْفَالُهَا أَشْلاءَ فِي زَاوِيَةِ كُلِّ شَارِعٍ، وَاقْتُرِعَ عَلَى عُظَمَائِهَا، وَصُفِّدَ نُبَلاؤُهَا بِالأَغْلالِ.</w:t>
       </w:r>
     </w:p>
     <w:p>
@@ -773,31 +1400,27 @@
       </w:pPr>
       <w:r>
         <w:rPr>
+          <w:rtl/>
+          <w:cs/>
           <w:lang w:val="ar_AE" w:bidi="ar_AE"/>
         </w:rPr>
       </w:r>
       <w:r>
         <w:rPr>
           <w:vertAlign w:val="superscript"/>
-          <w:lang w:val="ar_AE" w:bidi="ar_AE"/>
-        </w:rPr>
-        <w:t>13</w:t>
-      </w:r>
-      <w:r>
-        <w:rPr>
-          <w:lang w:val="ar_AE" w:bidi="ar_AE"/>
-        </w:rPr>
-        <w:t xml:space="preserve"> بَلْ أُحَطِّمُ الآنَ نِيرَ أَشُّورَ عَنْكُمْ، وَأَكْسِرُ أَغْلالَكُمْ.</w:t>
-      </w:r>
-      <w:r>
-        <w:rPr>
-          <w:lang w:val="ar_AE" w:bidi="ar_AE"/>
-        </w:rPr>
-      </w:r>
-      <w:r>
-        <w:rPr>
-          <w:lang w:val="ar_AE" w:bidi="ar_AE"/>
-        </w:rPr>
+          <w:rtl/>
+          <w:cs/>
+          <w:lang w:val="ar_AE" w:bidi="ar_AE"/>
+        </w:rPr>
+        <w:t>11</w:t>
+      </w:r>
+      <w:r>
+        <w:rPr>
+          <w:rtl/>
+          <w:cs/>
+          <w:lang w:val="ar_AE" w:bidi="ar_AE"/>
+        </w:rPr>
+        <w:t xml:space="preserve"> وَأَنْتِ أَيْضاً تَسْكَرِينَ وَتَتَرَنَّحِينَ، وَتَلْتَمِسِينَ مَلْجَأً مِنَ الأَعْدَاءِ.</w:t>
       </w:r>
     </w:p>
     <w:p>
@@ -806,8 +1429,27 @@
       </w:pPr>
       <w:r>
         <w:rPr>
-          <w:lang w:val="ar_AE" w:bidi="ar_AE"/>
-        </w:rPr>
+          <w:rtl/>
+          <w:cs/>
+          <w:lang w:val="ar_AE" w:bidi="ar_AE"/>
+        </w:rPr>
+      </w:r>
+      <w:r>
+        <w:rPr>
+          <w:vertAlign w:val="superscript"/>
+          <w:rtl/>
+          <w:cs/>
+          <w:lang w:val="ar_AE" w:bidi="ar_AE"/>
+        </w:rPr>
+        <w:t>12</w:t>
+      </w:r>
+      <w:r>
+        <w:rPr>
+          <w:rtl/>
+          <w:cs/>
+          <w:lang w:val="ar_AE" w:bidi="ar_AE"/>
+        </w:rPr>
+        <w:t xml:space="preserve"> وَتَتَسَاقَطُ جَمِيعُ حُصُونِكِ كَتَسَاقُطِ بَوَاكِيرِ أَثْمَارِ أَشْجَارِ التِّينِ النَّاضِجَةِ فِي أَفْوَاهِ مَنْ يَهُزُّونَهَا.</w:t>
       </w:r>
     </w:p>
     <w:p>
@@ -816,31 +1458,27 @@
       </w:pPr>
       <w:r>
         <w:rPr>
+          <w:rtl/>
+          <w:cs/>
           <w:lang w:val="ar_AE" w:bidi="ar_AE"/>
         </w:rPr>
       </w:r>
       <w:r>
         <w:rPr>
           <w:vertAlign w:val="superscript"/>
-          <w:lang w:val="ar_AE" w:bidi="ar_AE"/>
-        </w:rPr>
-        <w:t>14</w:t>
-      </w:r>
-      <w:r>
-        <w:rPr>
-          <w:lang w:val="ar_AE" w:bidi="ar_AE"/>
-        </w:rPr>
-        <w:t xml:space="preserve"> وَهَا الرَّبُّ قَدْ أَصْدَرَ قَضَاءَهُ بِشَأْنِكَ يَا أَشُّورُ: لَنْ تَبْقَى لَكَ ذُرِّيَّةٌ تَحْمِلُ اسْمَكَ. وَأَسْتَأْصِلُ مِنْ هَيْكَلِ آلهَتِكَ مَنْحُوتَاتِكَ وَمَسْبُوكَاتِكَ، وَأَجْعَلُهُ قَبْرَكَ، لأَنَّكَ صِرْتَ نَجِساً.</w:t>
-      </w:r>
-      <w:r>
-        <w:rPr>
-          <w:lang w:val="ar_AE" w:bidi="ar_AE"/>
-        </w:rPr>
-      </w:r>
-      <w:r>
-        <w:rPr>
-          <w:lang w:val="ar_AE" w:bidi="ar_AE"/>
-        </w:rPr>
+          <w:rtl/>
+          <w:cs/>
+          <w:lang w:val="ar_AE" w:bidi="ar_AE"/>
+        </w:rPr>
+        <w:t>13</w:t>
+      </w:r>
+      <w:r>
+        <w:rPr>
+          <w:rtl/>
+          <w:cs/>
+          <w:lang w:val="ar_AE" w:bidi="ar_AE"/>
+        </w:rPr>
+        <w:t xml:space="preserve"> انْظُرِي إِلَى جُنُودِكِ مُرْتَعِبِينَ كَالنِّسَاءِ فِي وَسَطِكِ. صَارَتْ أَبْوَابُ أَرْضِكِ مَفْتُوحَةً أَمَامَ أَعْدَائِكِ. وَشَرَعَتِ النِّيرَانُ تَلْتَهِمُ مَزَالِيجَكِ.</w:t>
       </w:r>
     </w:p>
     <w:p>
@@ -849,8 +1487,27 @@
       </w:pPr>
       <w:r>
         <w:rPr>
-          <w:lang w:val="ar_AE" w:bidi="ar_AE"/>
-        </w:rPr>
+          <w:rtl/>
+          <w:cs/>
+          <w:lang w:val="ar_AE" w:bidi="ar_AE"/>
+        </w:rPr>
+      </w:r>
+      <w:r>
+        <w:rPr>
+          <w:vertAlign w:val="superscript"/>
+          <w:rtl/>
+          <w:cs/>
+          <w:lang w:val="ar_AE" w:bidi="ar_AE"/>
+        </w:rPr>
+        <w:t>14</w:t>
+      </w:r>
+      <w:r>
+        <w:rPr>
+          <w:rtl/>
+          <w:cs/>
+          <w:lang w:val="ar_AE" w:bidi="ar_AE"/>
+        </w:rPr>
+        <w:t xml:space="preserve"> خَزِّنِي مَاءً تَأَهُّباً لِلْحِصَارِ، حَصِّنِي قِلاعَكِ. دُوسِي أَكْوَامَ الطِّينِ لِتُجَهِّزِي الطُّوبَ؛ أَصْلِحِي قَوَالِبَ الطِّينِ.</w:t>
       </w:r>
     </w:p>
     <w:p>
@@ -859,31 +1516,27 @@
       </w:pPr>
       <w:r>
         <w:rPr>
+          <w:rtl/>
+          <w:cs/>
           <w:lang w:val="ar_AE" w:bidi="ar_AE"/>
         </w:rPr>
       </w:r>
       <w:r>
         <w:rPr>
           <w:vertAlign w:val="superscript"/>
+          <w:rtl/>
+          <w:cs/>
           <w:lang w:val="ar_AE" w:bidi="ar_AE"/>
         </w:rPr>
         <w:t>15</w:t>
       </w:r>
       <w:r>
         <w:rPr>
-          <w:lang w:val="ar_AE" w:bidi="ar_AE"/>
-        </w:rPr>
-        <w:t xml:space="preserve"> هُوَذَا عَلَى الْجِبَالِ (تَسِيرُ) قَدَمَا الْمُبَشِّرِ حَامِلِ الأَخْبَارِ السَّارَّةِ، الَّذِي يُعْلِنُ السَّلامَ. فَيَا يَهُوذَا وَاظِبْ عَلَى الاحْتِفَالِ بِأَعْيَادِكَ وَأَوْفِ نُذُورَكَ لأَنَّهُ لَنْ يُهَاجِمَكَ الشِّرِّيرُ مِنْ بَعْدُ، إِذْ قَدِ انْقَرَضَ تَمَاماً.</w:t>
-      </w:r>
-      <w:r>
-        <w:rPr>
-          <w:lang w:val="ar_AE" w:bidi="ar_AE"/>
-        </w:rPr>
-      </w:r>
-      <w:r>
-        <w:rPr>
-          <w:lang w:val="ar_AE" w:bidi="ar_AE"/>
-        </w:rPr>
+          <w:rtl/>
+          <w:cs/>
+          <w:lang w:val="ar_AE" w:bidi="ar_AE"/>
+        </w:rPr>
+        <w:t xml:space="preserve"> هُنَاكَ تَلْتَهِمُكِ النَّارُ، وَيَسْتَأْصِلُكِ السَّيْفُ، فَيُبِيدُكِ الأَعْدَاءُ كَالْجَرَادِ. تَكَاثَرِي كَالْجَرَادِ وَكَالْجَنَادِبِ.</w:t>
       </w:r>
     </w:p>
     <w:p>
@@ -892,25 +1545,56 @@
       </w:pPr>
       <w:r>
         <w:rPr>
-          <w:lang w:val="ar_AE" w:bidi="ar_AE"/>
-        </w:rPr>
+          <w:rtl/>
+          <w:cs/>
+          <w:lang w:val="ar_AE" w:bidi="ar_AE"/>
+        </w:rPr>
+      </w:r>
+      <w:r>
+        <w:rPr>
+          <w:vertAlign w:val="superscript"/>
+          <w:rtl/>
+          <w:cs/>
+          <w:lang w:val="ar_AE" w:bidi="ar_AE"/>
+        </w:rPr>
+        <w:t>16</w:t>
+      </w:r>
+      <w:r>
+        <w:rPr>
+          <w:rtl/>
+          <w:cs/>
+          <w:lang w:val="ar_AE" w:bidi="ar_AE"/>
+        </w:rPr>
+        <w:t xml:space="preserve"> قَدْ أَضْحَى تُجَّارُكِ أَكْثَرَ مِنْ كَوَاكِبِ السَّمَاءِ، وَلَكِنَّهُمْ تَبَدَّدُوا كَجَرَادٍ فَرَدَ أَجْنِحَتَهُ وَطَارَ.</w:t>
       </w:r>
     </w:p>
     <w:p>
       <w:pPr>
-        <w:pStyle w:val="Heading2"/>
         <w:bidi/>
       </w:pPr>
       <w:r>
         <w:rPr>
-          <w:lang w:val="ar_AE" w:bidi="ar_AE"/>
-        </w:rPr>
-        <w:t>Nahum 2:1</w:t>
-      </w:r>
-      <w:r>
-        <w:rPr>
-          <w:lang w:val="ar_AE" w:bidi="ar_AE"/>
-        </w:rPr>
+          <w:rtl/>
+          <w:cs/>
+          <w:lang w:val="ar_AE" w:bidi="ar_AE"/>
+        </w:rPr>
+      </w:r>
+      <w:r>
+        <w:rPr>
+          <w:vertAlign w:val="superscript"/>
+          <w:rtl/>
+          <w:cs/>
+          <w:lang w:val="ar_AE" w:bidi="ar_AE"/>
+        </w:rPr>
+        <w:t>17</w:t>
+      </w:r>
+      <w:r>
+        <w:rPr>
+          <w:rtl/>
+          <w:cs/>
+          <w:lang w:val="ar_AE" w:bidi="ar_AE"/>
+        </w:rPr>
+        <w:t xml:space="preserve"> أَصْبَحَ رُؤَسَاؤُكِ كَالْجَنَادِبِ، وَقَادَتُكِ كَأَسْرَابِ الْجَرَادِ الْمُتَكَوِّمَةِ عَلَى سِيَاجٍ فِي يَوْمٍ بَارِدٍ. مَا إِنْ تُشْرِقُ الشَّمْسُ حَتَّى تَطِيرَ بَعِيداً إِلَى حَيْثُ لَا يَعْلَمُ أَحَدٌ.</w:t>
       </w:r>
     </w:p>
     <w:p>
@@ -919,31 +1603,27 @@
       </w:pPr>
       <w:r>
         <w:rPr>
+          <w:rtl/>
+          <w:cs/>
           <w:lang w:val="ar_AE" w:bidi="ar_AE"/>
         </w:rPr>
       </w:r>
       <w:r>
         <w:rPr>
           <w:vertAlign w:val="superscript"/>
-          <w:lang w:val="ar_AE" w:bidi="ar_AE"/>
-        </w:rPr>
-        <w:t>1</w:t>
-      </w:r>
-      <w:r>
-        <w:rPr>
-          <w:lang w:val="ar_AE" w:bidi="ar_AE"/>
-        </w:rPr>
-        <w:t xml:space="preserve"> قَدْ زَحَفَ عَلَيْكِ الْمُهَاجِمُ يَا نِينَوَى، فَاحْرُسِي الْحِصْنَ وَرَاقِبِي الطَّرِيقَ، مَنِّعِي أَسْوَارَكِ، وَجَنِّدِي كُلَّ قُوَّتِكِ.</w:t>
-      </w:r>
-      <w:r>
-        <w:rPr>
-          <w:lang w:val="ar_AE" w:bidi="ar_AE"/>
-        </w:rPr>
-      </w:r>
-      <w:r>
-        <w:rPr>
-          <w:lang w:val="ar_AE" w:bidi="ar_AE"/>
-        </w:rPr>
+          <w:rtl/>
+          <w:cs/>
+          <w:lang w:val="ar_AE" w:bidi="ar_AE"/>
+        </w:rPr>
+        <w:t>18</w:t>
+      </w:r>
+      <w:r>
+        <w:rPr>
+          <w:rtl/>
+          <w:cs/>
+          <w:lang w:val="ar_AE" w:bidi="ar_AE"/>
+        </w:rPr>
+        <w:t xml:space="preserve"> قَدْ نَامَ رُعَاتُكَ يَا مَلِكَ أَشُّورَ، وَغَرِقَ عُظَمَاؤُكَ فِي سُبَاتٍ عَمِيقٍ، تَشَتَّتَ شَعْبُكَ عَلَى الْجِبَالِ وَلا يُوْجَدُ مَنْ يَجْمَعُهُمْ.</w:t>
       </w:r>
     </w:p>
     <w:p>
@@ -952,1348 +1632,27 @@
       </w:pPr>
       <w:r>
         <w:rPr>
-          <w:lang w:val="ar_AE" w:bidi="ar_AE"/>
-        </w:rPr>
-      </w:r>
-    </w:p>
-    <w:p>
-      <w:pPr>
-        <w:bidi/>
-      </w:pPr>
-      <w:r>
-        <w:rPr>
+          <w:rtl/>
+          <w:cs/>
           <w:lang w:val="ar_AE" w:bidi="ar_AE"/>
         </w:rPr>
       </w:r>
       <w:r>
         <w:rPr>
           <w:vertAlign w:val="superscript"/>
-          <w:lang w:val="ar_AE" w:bidi="ar_AE"/>
-        </w:rPr>
-        <w:t>2</w:t>
-      </w:r>
-      <w:r>
-        <w:rPr>
-          <w:lang w:val="ar_AE" w:bidi="ar_AE"/>
-        </w:rPr>
-        <w:t xml:space="preserve"> لأَنَّ الرَّبَّ يُعِيدُ بَهَاءَ يَعْقُوبَ وَمَجْدَ إِسْرَائِيلَ، لأَنَّ النَّاهِبِينَ سَلَبُوهُمْ وَأَتْلَفُوا كُرُومَهُمْ.</w:t>
-      </w:r>
-      <w:r>
-        <w:rPr>
-          <w:lang w:val="ar_AE" w:bidi="ar_AE"/>
-        </w:rPr>
-      </w:r>
-      <w:r>
-        <w:rPr>
-          <w:lang w:val="ar_AE" w:bidi="ar_AE"/>
-        </w:rPr>
-      </w:r>
-    </w:p>
-    <w:p>
-      <w:pPr>
-        <w:bidi/>
-      </w:pPr>
-      <w:r>
-        <w:rPr>
-          <w:lang w:val="ar_AE" w:bidi="ar_AE"/>
-        </w:rPr>
-      </w:r>
-    </w:p>
-    <w:p>
-      <w:pPr>
-        <w:bidi/>
-      </w:pPr>
-      <w:r>
-        <w:rPr>
-          <w:lang w:val="ar_AE" w:bidi="ar_AE"/>
-        </w:rPr>
-      </w:r>
-      <w:r>
-        <w:rPr>
-          <w:vertAlign w:val="superscript"/>
-          <w:lang w:val="ar_AE" w:bidi="ar_AE"/>
-        </w:rPr>
-        <w:t>3</w:t>
-      </w:r>
-      <w:r>
-        <w:rPr>
-          <w:lang w:val="ar_AE" w:bidi="ar_AE"/>
-        </w:rPr>
-        <w:t xml:space="preserve"> تُرُوسُ أَبْطَالِهِ مُخَضَّبَةٌ بِالاحْمِرَارِ، وَجُنُودُهُ الْمُحَارِبُونَ مُسَرْبَلُونَ بِالْقِرْمِزِ. يَبْرُقُ فُولاذُ الْمَرْكَبَاتِ فِي يَوْمِ تَأَهُّبِهَا، وَتَتَبَخْتَرُ جِيَادُهَا.</w:t>
-      </w:r>
-      <w:r>
-        <w:rPr>
-          <w:lang w:val="ar_AE" w:bidi="ar_AE"/>
-        </w:rPr>
-      </w:r>
-      <w:r>
-        <w:rPr>
-          <w:lang w:val="ar_AE" w:bidi="ar_AE"/>
-        </w:rPr>
-      </w:r>
-    </w:p>
-    <w:p>
-      <w:pPr>
-        <w:bidi/>
-      </w:pPr>
-      <w:r>
-        <w:rPr>
-          <w:lang w:val="ar_AE" w:bidi="ar_AE"/>
-        </w:rPr>
-      </w:r>
-    </w:p>
-    <w:p>
-      <w:pPr>
-        <w:bidi/>
-      </w:pPr>
-      <w:r>
-        <w:rPr>
-          <w:lang w:val="ar_AE" w:bidi="ar_AE"/>
-        </w:rPr>
-      </w:r>
-      <w:r>
-        <w:rPr>
-          <w:vertAlign w:val="superscript"/>
-          <w:lang w:val="ar_AE" w:bidi="ar_AE"/>
-        </w:rPr>
-        <w:t>4</w:t>
-      </w:r>
-      <w:r>
-        <w:rPr>
-          <w:lang w:val="ar_AE" w:bidi="ar_AE"/>
-        </w:rPr>
-        <w:t xml:space="preserve"> تَتَرَاكَضُ الْمَرْكَبَاتُ بِعُنْفٍ فِي الشَّوَارِعِ، وَعَبْرَ السَّاحَاتِ تَمْرُقُ كَالْبَرْقِ وَمَنْظَرُهَا كَالْمَشَاعِلِ الْمُتَوَهِّجَةِ.</w:t>
-      </w:r>
-      <w:r>
-        <w:rPr>
-          <w:lang w:val="ar_AE" w:bidi="ar_AE"/>
-        </w:rPr>
-      </w:r>
-      <w:r>
-        <w:rPr>
-          <w:lang w:val="ar_AE" w:bidi="ar_AE"/>
-        </w:rPr>
-      </w:r>
-    </w:p>
-    <w:p>
-      <w:pPr>
-        <w:bidi/>
-      </w:pPr>
-      <w:r>
-        <w:rPr>
-          <w:lang w:val="ar_AE" w:bidi="ar_AE"/>
-        </w:rPr>
-      </w:r>
-    </w:p>
-    <w:p>
-      <w:pPr>
-        <w:bidi/>
-      </w:pPr>
-      <w:r>
-        <w:rPr>
-          <w:lang w:val="ar_AE" w:bidi="ar_AE"/>
-        </w:rPr>
-      </w:r>
-      <w:r>
-        <w:rPr>
-          <w:vertAlign w:val="superscript"/>
-          <w:lang w:val="ar_AE" w:bidi="ar_AE"/>
-        </w:rPr>
-        <w:t>5</w:t>
-      </w:r>
-      <w:r>
-        <w:rPr>
-          <w:lang w:val="ar_AE" w:bidi="ar_AE"/>
-        </w:rPr>
-        <w:t xml:space="preserve"> يَسْتَدْعِي الْمَلِكُ ضُبَّاطَهُ، فَيُسْرِعُونَ إِلَيْهِ مُتَعَثِّرِينَ فِي خُطَاهُمْ، يُهَرْوِلُونَ إِلَى سُورِ الْمَدِينَةِ وَقَدْ أُقِيمَتِ الْمَتَارِيسُ.</w:t>
-      </w:r>
-      <w:r>
-        <w:rPr>
-          <w:lang w:val="ar_AE" w:bidi="ar_AE"/>
-        </w:rPr>
-      </w:r>
-      <w:r>
-        <w:rPr>
-          <w:lang w:val="ar_AE" w:bidi="ar_AE"/>
-        </w:rPr>
-      </w:r>
-    </w:p>
-    <w:p>
-      <w:pPr>
-        <w:bidi/>
-      </w:pPr>
-      <w:r>
-        <w:rPr>
-          <w:lang w:val="ar_AE" w:bidi="ar_AE"/>
-        </w:rPr>
-      </w:r>
-    </w:p>
-    <w:p>
-      <w:pPr>
-        <w:bidi/>
-      </w:pPr>
-      <w:r>
-        <w:rPr>
-          <w:lang w:val="ar_AE" w:bidi="ar_AE"/>
-        </w:rPr>
-      </w:r>
-      <w:r>
-        <w:rPr>
-          <w:vertAlign w:val="superscript"/>
-          <w:lang w:val="ar_AE" w:bidi="ar_AE"/>
-        </w:rPr>
-        <w:t>6</w:t>
-      </w:r>
-      <w:r>
-        <w:rPr>
-          <w:lang w:val="ar_AE" w:bidi="ar_AE"/>
-        </w:rPr>
-        <w:t xml:space="preserve"> قَدِ انْفَتَحَتْ بَوَّابَاتُ الأَنْهَارِ، وَانْهَارَ الْقَصْرُ أَمَامَ جَحَافِلِ الأَعْدَاءِ.</w:t>
-      </w:r>
-      <w:r>
-        <w:rPr>
-          <w:lang w:val="ar_AE" w:bidi="ar_AE"/>
-        </w:rPr>
-      </w:r>
-      <w:r>
-        <w:rPr>
-          <w:lang w:val="ar_AE" w:bidi="ar_AE"/>
-        </w:rPr>
-      </w:r>
-    </w:p>
-    <w:p>
-      <w:pPr>
-        <w:bidi/>
-      </w:pPr>
-      <w:r>
-        <w:rPr>
-          <w:lang w:val="ar_AE" w:bidi="ar_AE"/>
-        </w:rPr>
-      </w:r>
-    </w:p>
-    <w:p>
-      <w:pPr>
-        <w:bidi/>
-      </w:pPr>
-      <w:r>
-        <w:rPr>
-          <w:lang w:val="ar_AE" w:bidi="ar_AE"/>
-        </w:rPr>
-      </w:r>
-      <w:r>
-        <w:rPr>
-          <w:vertAlign w:val="superscript"/>
-          <w:lang w:val="ar_AE" w:bidi="ar_AE"/>
-        </w:rPr>
-        <w:t>7</w:t>
-      </w:r>
-      <w:r>
-        <w:rPr>
-          <w:lang w:val="ar_AE" w:bidi="ar_AE"/>
-        </w:rPr>
-        <w:t xml:space="preserve"> أَصْبَحَتْ سَيِّدَةُ الْقَصْرِ عَارِيَةً مَسُوقَةً إِلَى الأَسْرِ، وَشَرَعَتْ جَوَارِيهَا يَنُحْنَ كَنَوْحِ الْحَمَامِ وَيَضْرِبْنَ صُدُورَهُنَّ.</w:t>
-      </w:r>
-      <w:r>
-        <w:rPr>
-          <w:lang w:val="ar_AE" w:bidi="ar_AE"/>
-        </w:rPr>
-      </w:r>
-      <w:r>
-        <w:rPr>
-          <w:lang w:val="ar_AE" w:bidi="ar_AE"/>
-        </w:rPr>
-      </w:r>
-    </w:p>
-    <w:p>
-      <w:pPr>
-        <w:bidi/>
-      </w:pPr>
-      <w:r>
-        <w:rPr>
-          <w:lang w:val="ar_AE" w:bidi="ar_AE"/>
-        </w:rPr>
-      </w:r>
-    </w:p>
-    <w:p>
-      <w:pPr>
-        <w:bidi/>
-      </w:pPr>
-      <w:r>
-        <w:rPr>
-          <w:lang w:val="ar_AE" w:bidi="ar_AE"/>
-        </w:rPr>
-      </w:r>
-      <w:r>
-        <w:rPr>
-          <w:vertAlign w:val="superscript"/>
-          <w:lang w:val="ar_AE" w:bidi="ar_AE"/>
-        </w:rPr>
-        <w:t>8</w:t>
-      </w:r>
-      <w:r>
-        <w:rPr>
-          <w:lang w:val="ar_AE" w:bidi="ar_AE"/>
-        </w:rPr>
-        <w:t xml:space="preserve"> نِينَوَى كَبِرْكَةٍ نَضَبَتْ مِيَاهُهَا، إِذْ فَرَّ أَهْلُهَا. وَتَعْلُو الصَّرْخَةُ: «قِفُوا، قِفُوا». وَلا مِنْ مُجِيبٍ يَلْتَفِتُ.</w:t>
-      </w:r>
-      <w:r>
-        <w:rPr>
-          <w:lang w:val="ar_AE" w:bidi="ar_AE"/>
-        </w:rPr>
-      </w:r>
-      <w:r>
-        <w:rPr>
-          <w:lang w:val="ar_AE" w:bidi="ar_AE"/>
-        </w:rPr>
-      </w:r>
-    </w:p>
-    <w:p>
-      <w:pPr>
-        <w:bidi/>
-      </w:pPr>
-      <w:r>
-        <w:rPr>
-          <w:lang w:val="ar_AE" w:bidi="ar_AE"/>
-        </w:rPr>
-      </w:r>
-    </w:p>
-    <w:p>
-      <w:pPr>
-        <w:bidi/>
-      </w:pPr>
-      <w:r>
-        <w:rPr>
-          <w:lang w:val="ar_AE" w:bidi="ar_AE"/>
-        </w:rPr>
-      </w:r>
-      <w:r>
-        <w:rPr>
-          <w:vertAlign w:val="superscript"/>
-          <w:lang w:val="ar_AE" w:bidi="ar_AE"/>
-        </w:rPr>
-        <w:t>9</w:t>
-      </w:r>
-      <w:r>
-        <w:rPr>
-          <w:lang w:val="ar_AE" w:bidi="ar_AE"/>
-        </w:rPr>
-        <w:t xml:space="preserve"> انْهَبُوا الْفِضَّةَ، انْهَبُوا الذَّهَبَ. لَا نِهَايَةَ لِكُنُوزِهَا أَوْ لِنَفَائِسِ ثَرْوَتِهَا.</w:t>
-      </w:r>
-      <w:r>
-        <w:rPr>
-          <w:lang w:val="ar_AE" w:bidi="ar_AE"/>
-        </w:rPr>
-      </w:r>
-      <w:r>
-        <w:rPr>
-          <w:lang w:val="ar_AE" w:bidi="ar_AE"/>
-        </w:rPr>
-      </w:r>
-    </w:p>
-    <w:p>
-      <w:pPr>
-        <w:bidi/>
-      </w:pPr>
-      <w:r>
-        <w:rPr>
-          <w:lang w:val="ar_AE" w:bidi="ar_AE"/>
-        </w:rPr>
-      </w:r>
-    </w:p>
-    <w:p>
-      <w:pPr>
-        <w:bidi/>
-      </w:pPr>
-      <w:r>
-        <w:rPr>
-          <w:lang w:val="ar_AE" w:bidi="ar_AE"/>
-        </w:rPr>
-      </w:r>
-      <w:r>
-        <w:rPr>
-          <w:vertAlign w:val="superscript"/>
-          <w:lang w:val="ar_AE" w:bidi="ar_AE"/>
-        </w:rPr>
-        <w:t>10</w:t>
-      </w:r>
-      <w:r>
-        <w:rPr>
-          <w:lang w:val="ar_AE" w:bidi="ar_AE"/>
-        </w:rPr>
-        <w:t xml:space="preserve"> أَضْحَتْ مُوحِشَةً خَاوِيَةً جَرْدَاءَ، ذَابَتْ مِنْهَا الْقُلُوبُ رُعْباً وَانْحَلَّتْ مِنْهَا الرُّكَبُ، طَغَى عَلَيْهَا الأَلَمُ وَعَلا وُجُوهَ أَهْلِهَا الشُّحُوبُ.</w:t>
-      </w:r>
-      <w:r>
-        <w:rPr>
-          <w:lang w:val="ar_AE" w:bidi="ar_AE"/>
-        </w:rPr>
-      </w:r>
-      <w:r>
-        <w:rPr>
-          <w:lang w:val="ar_AE" w:bidi="ar_AE"/>
-        </w:rPr>
-      </w:r>
-    </w:p>
-    <w:p>
-      <w:pPr>
-        <w:bidi/>
-      </w:pPr>
-      <w:r>
-        <w:rPr>
-          <w:lang w:val="ar_AE" w:bidi="ar_AE"/>
-        </w:rPr>
-      </w:r>
-    </w:p>
-    <w:p>
-      <w:pPr>
-        <w:bidi/>
-      </w:pPr>
-      <w:r>
-        <w:rPr>
-          <w:lang w:val="ar_AE" w:bidi="ar_AE"/>
-        </w:rPr>
-      </w:r>
-      <w:r>
-        <w:rPr>
-          <w:vertAlign w:val="superscript"/>
-          <w:lang w:val="ar_AE" w:bidi="ar_AE"/>
-        </w:rPr>
-        <w:t>11</w:t>
-      </w:r>
-      <w:r>
-        <w:rPr>
-          <w:lang w:val="ar_AE" w:bidi="ar_AE"/>
-        </w:rPr>
-        <w:t xml:space="preserve"> أَيْنَ نِينَوى عَرِينُ الأُسُودِ وَمْرْتَعُ الأَشْبَالِ حَيْثُ يَسْرَحُ الأَسَدُ وَاللَّبُوءَةُ وَالأَشْبَالُ مِنْ غَيْرِ إِزْعَاجٍ؟</w:t>
-      </w:r>
-      <w:r>
-        <w:rPr>
-          <w:lang w:val="ar_AE" w:bidi="ar_AE"/>
-        </w:rPr>
-      </w:r>
-      <w:r>
-        <w:rPr>
-          <w:lang w:val="ar_AE" w:bidi="ar_AE"/>
-        </w:rPr>
-      </w:r>
-    </w:p>
-    <w:p>
-      <w:pPr>
-        <w:bidi/>
-      </w:pPr>
-      <w:r>
-        <w:rPr>
-          <w:lang w:val="ar_AE" w:bidi="ar_AE"/>
-        </w:rPr>
-      </w:r>
-    </w:p>
-    <w:p>
-      <w:pPr>
-        <w:bidi/>
-      </w:pPr>
-      <w:r>
-        <w:rPr>
-          <w:lang w:val="ar_AE" w:bidi="ar_AE"/>
-        </w:rPr>
-      </w:r>
-      <w:r>
-        <w:rPr>
-          <w:vertAlign w:val="superscript"/>
-          <w:lang w:val="ar_AE" w:bidi="ar_AE"/>
-        </w:rPr>
-        <w:t>12</w:t>
-      </w:r>
-      <w:r>
-        <w:rPr>
-          <w:lang w:val="ar_AE" w:bidi="ar_AE"/>
-        </w:rPr>
-        <w:t xml:space="preserve"> قَدِ افْتَرَسَ الأَسَدُ مَا يَكْفِي لإِعَالَةِ أَشْبَالِهِ وَخَنَقَ فَرِيسَةً لِلَبُوءَاتِهِ. قَدْ مَلأَ عَرِينَهُ بِقَنَائِصِهِ وَكَهْفَهُ بِأَشْلائِهِمْ.</w:t>
-      </w:r>
-      <w:r>
-        <w:rPr>
-          <w:lang w:val="ar_AE" w:bidi="ar_AE"/>
-        </w:rPr>
-      </w:r>
-      <w:r>
-        <w:rPr>
-          <w:lang w:val="ar_AE" w:bidi="ar_AE"/>
-        </w:rPr>
-      </w:r>
-    </w:p>
-    <w:p>
-      <w:pPr>
-        <w:bidi/>
-      </w:pPr>
-      <w:r>
-        <w:rPr>
-          <w:lang w:val="ar_AE" w:bidi="ar_AE"/>
-        </w:rPr>
-      </w:r>
-    </w:p>
-    <w:p>
-      <w:pPr>
-        <w:bidi/>
-      </w:pPr>
-      <w:r>
-        <w:rPr>
-          <w:lang w:val="ar_AE" w:bidi="ar_AE"/>
-        </w:rPr>
-      </w:r>
-      <w:r>
-        <w:rPr>
-          <w:vertAlign w:val="superscript"/>
-          <w:lang w:val="ar_AE" w:bidi="ar_AE"/>
-        </w:rPr>
-        <w:t>13</w:t>
-      </w:r>
-      <w:r>
-        <w:rPr>
-          <w:lang w:val="ar_AE" w:bidi="ar_AE"/>
-        </w:rPr>
-        <w:t xml:space="preserve"> هَا أَنَا أُقَاوِمُكِ. يَقُولُ الرَّبُّ الْقَدِيرُ. فَأُحْرِقُ مَرْكَبَاتِكِ فَتُصْبِحُ دُخَاناً، وَيَلْتَهِمُ السَّيْفُ لُحُومَ أَبْنَائِكِ، وَأَسْتَأْصِلُ مِنَ الأَرْضِ غَنَائِمَكِ وَلَنْ يَتَرَدَّدَ فِي مَا بَعْدُ صَوْتُ مَنْدُوبِيكِ.</w:t>
-      </w:r>
-      <w:r>
-        <w:rPr>
-          <w:lang w:val="ar_AE" w:bidi="ar_AE"/>
-        </w:rPr>
-      </w:r>
-      <w:r>
-        <w:rPr>
-          <w:lang w:val="ar_AE" w:bidi="ar_AE"/>
-        </w:rPr>
-      </w:r>
-    </w:p>
-    <w:p>
-      <w:pPr>
-        <w:bidi/>
-      </w:pPr>
-      <w:r>
-        <w:rPr>
-          <w:lang w:val="ar_AE" w:bidi="ar_AE"/>
-        </w:rPr>
-      </w:r>
-    </w:p>
-    <w:p>
-      <w:pPr>
-        <w:pStyle w:val="Heading2"/>
-        <w:bidi/>
-      </w:pPr>
-      <w:r>
-        <w:rPr>
-          <w:lang w:val="ar_AE" w:bidi="ar_AE"/>
-        </w:rPr>
-        <w:t>Nahum 3:1</w:t>
-      </w:r>
-      <w:r>
-        <w:rPr>
-          <w:lang w:val="ar_AE" w:bidi="ar_AE"/>
-        </w:rPr>
-      </w:r>
-    </w:p>
-    <w:p>
-      <w:pPr>
-        <w:bidi/>
-      </w:pPr>
-      <w:r>
-        <w:rPr>
-          <w:lang w:val="ar_AE" w:bidi="ar_AE"/>
-        </w:rPr>
-      </w:r>
-      <w:r>
-        <w:rPr>
-          <w:vertAlign w:val="superscript"/>
-          <w:lang w:val="ar_AE" w:bidi="ar_AE"/>
-        </w:rPr>
-        <w:t>1</w:t>
-      </w:r>
-      <w:r>
-        <w:rPr>
-          <w:lang w:val="ar_AE" w:bidi="ar_AE"/>
-        </w:rPr>
-        <w:t xml:space="preserve"> وَيْلٌ لِلْمَدِينَةِ السَّافِكَةِ الدِّمَاءِ الْمُمْتَلِئَةِ كَذِباً، الْمُكْتَظَّةِ بِالْغَنَائِمِ الْمَنْهُوبَةِ، الَّتِي لَا تَخْلُو أَبَداً مِنَ الضَّحَايَا.</w:t>
-      </w:r>
-      <w:r>
-        <w:rPr>
-          <w:lang w:val="ar_AE" w:bidi="ar_AE"/>
-        </w:rPr>
-      </w:r>
-      <w:r>
-        <w:rPr>
-          <w:lang w:val="ar_AE" w:bidi="ar_AE"/>
-        </w:rPr>
-      </w:r>
-    </w:p>
-    <w:p>
-      <w:pPr>
-        <w:bidi/>
-      </w:pPr>
-      <w:r>
-        <w:rPr>
-          <w:lang w:val="ar_AE" w:bidi="ar_AE"/>
-        </w:rPr>
-      </w:r>
-    </w:p>
-    <w:p>
-      <w:pPr>
-        <w:bidi/>
-      </w:pPr>
-      <w:r>
-        <w:rPr>
-          <w:lang w:val="ar_AE" w:bidi="ar_AE"/>
-        </w:rPr>
-      </w:r>
-      <w:r>
-        <w:rPr>
-          <w:vertAlign w:val="superscript"/>
-          <w:lang w:val="ar_AE" w:bidi="ar_AE"/>
-        </w:rPr>
-        <w:t>2</w:t>
-      </w:r>
-      <w:r>
-        <w:rPr>
-          <w:lang w:val="ar_AE" w:bidi="ar_AE"/>
-        </w:rPr>
-        <w:t xml:space="preserve"> هَا فَرْقَعَةُ السِّيَاطِ وَقَعْقَعَةُ الْعَجَلاتِ وَجَلَبَةُ حَوَافِرِ الْخُيُولِ وَصَلْصَلَةُ الْمَرْكَبَاتِ.</w:t>
-      </w:r>
-      <w:r>
-        <w:rPr>
-          <w:lang w:val="ar_AE" w:bidi="ar_AE"/>
-        </w:rPr>
-      </w:r>
-      <w:r>
-        <w:rPr>
-          <w:lang w:val="ar_AE" w:bidi="ar_AE"/>
-        </w:rPr>
-      </w:r>
-    </w:p>
-    <w:p>
-      <w:pPr>
-        <w:bidi/>
-      </w:pPr>
-      <w:r>
-        <w:rPr>
-          <w:lang w:val="ar_AE" w:bidi="ar_AE"/>
-        </w:rPr>
-      </w:r>
-    </w:p>
-    <w:p>
-      <w:pPr>
-        <w:bidi/>
-      </w:pPr>
-      <w:r>
-        <w:rPr>
-          <w:lang w:val="ar_AE" w:bidi="ar_AE"/>
-        </w:rPr>
-      </w:r>
-      <w:r>
-        <w:rPr>
-          <w:vertAlign w:val="superscript"/>
-          <w:lang w:val="ar_AE" w:bidi="ar_AE"/>
-        </w:rPr>
-        <w:t>3</w:t>
-      </w:r>
-      <w:r>
-        <w:rPr>
-          <w:lang w:val="ar_AE" w:bidi="ar_AE"/>
-        </w:rPr>
-        <w:t xml:space="preserve"> وَفُرْسَانٌ وَاثِبَةٌ، وَسُيُوفٌ لامِعَةٌ وَرِمَاحٌ بَارِقَةٌ وَكَثْرَةُ قَتْلَى وَأَكْوَامُ جُثَثٍ لا نِهَايَةَ لَهَا، بِها يَتَعَثَّرُونَ.</w:t>
-      </w:r>
-      <w:r>
-        <w:rPr>
-          <w:lang w:val="ar_AE" w:bidi="ar_AE"/>
-        </w:rPr>
-      </w:r>
-      <w:r>
-        <w:rPr>
-          <w:lang w:val="ar_AE" w:bidi="ar_AE"/>
-        </w:rPr>
-      </w:r>
-    </w:p>
-    <w:p>
-      <w:pPr>
-        <w:bidi/>
-      </w:pPr>
-      <w:r>
-        <w:rPr>
-          <w:lang w:val="ar_AE" w:bidi="ar_AE"/>
-        </w:rPr>
-      </w:r>
-    </w:p>
-    <w:p>
-      <w:pPr>
-        <w:bidi/>
-      </w:pPr>
-      <w:r>
-        <w:rPr>
-          <w:lang w:val="ar_AE" w:bidi="ar_AE"/>
-        </w:rPr>
-      </w:r>
-      <w:r>
-        <w:rPr>
-          <w:vertAlign w:val="superscript"/>
-          <w:lang w:val="ar_AE" w:bidi="ar_AE"/>
-        </w:rPr>
-        <w:t>4</w:t>
-      </w:r>
-      <w:r>
-        <w:rPr>
-          <w:lang w:val="ar_AE" w:bidi="ar_AE"/>
-        </w:rPr>
-        <w:t xml:space="preserve"> كُلُّ هَذَا مِنْ أَجْلِ كَثْرَةِ زِنَى نِينَوَى الفَاتِنَةِ الآسِرَةِ وَمِنْ أَجْلِ سِحْرِهَا الْقَاتِلِ. لَقَدِ اسْتَعْبَدَتِ الشُّعُوبَ بِعَهَرِهَا وَالأُمَمَ بِشَعْوَذَتِهَا.</w:t>
-      </w:r>
-      <w:r>
-        <w:rPr>
-          <w:lang w:val="ar_AE" w:bidi="ar_AE"/>
-        </w:rPr>
-      </w:r>
-      <w:r>
-        <w:rPr>
-          <w:lang w:val="ar_AE" w:bidi="ar_AE"/>
-        </w:rPr>
-      </w:r>
-    </w:p>
-    <w:p>
-      <w:pPr>
-        <w:bidi/>
-      </w:pPr>
-      <w:r>
-        <w:rPr>
-          <w:lang w:val="ar_AE" w:bidi="ar_AE"/>
-        </w:rPr>
-      </w:r>
-    </w:p>
-    <w:p>
-      <w:pPr>
-        <w:bidi/>
-      </w:pPr>
-      <w:r>
-        <w:rPr>
-          <w:lang w:val="ar_AE" w:bidi="ar_AE"/>
-        </w:rPr>
-      </w:r>
-      <w:r>
-        <w:rPr>
-          <w:vertAlign w:val="superscript"/>
-          <w:lang w:val="ar_AE" w:bidi="ar_AE"/>
-        </w:rPr>
-        <w:t>5</w:t>
-      </w:r>
-      <w:r>
-        <w:rPr>
-          <w:lang w:val="ar_AE" w:bidi="ar_AE"/>
-        </w:rPr>
-        <w:t xml:space="preserve"> هَا أَنَا أُقَاوِمُكِ، يَقُولُ الرَّبُّ الْقَدِيرُ، فَأَكْشِفُ عَارَكِ لأُطْلِعَ الأُمَمَ عَلَى عَوْرَتِكِ وَالْمَمَالِكَ عَلَى خِزْيِكِ.</w:t>
-      </w:r>
-      <w:r>
-        <w:rPr>
-          <w:lang w:val="ar_AE" w:bidi="ar_AE"/>
-        </w:rPr>
-      </w:r>
-      <w:r>
-        <w:rPr>
-          <w:lang w:val="ar_AE" w:bidi="ar_AE"/>
-        </w:rPr>
-      </w:r>
-    </w:p>
-    <w:p>
-      <w:pPr>
-        <w:bidi/>
-      </w:pPr>
-      <w:r>
-        <w:rPr>
-          <w:lang w:val="ar_AE" w:bidi="ar_AE"/>
-        </w:rPr>
-      </w:r>
-    </w:p>
-    <w:p>
-      <w:pPr>
-        <w:bidi/>
-      </w:pPr>
-      <w:r>
-        <w:rPr>
-          <w:lang w:val="ar_AE" w:bidi="ar_AE"/>
-        </w:rPr>
-      </w:r>
-      <w:r>
-        <w:rPr>
-          <w:vertAlign w:val="superscript"/>
-          <w:lang w:val="ar_AE" w:bidi="ar_AE"/>
-        </w:rPr>
-        <w:t>6</w:t>
-      </w:r>
-      <w:r>
-        <w:rPr>
-          <w:lang w:val="ar_AE" w:bidi="ar_AE"/>
-        </w:rPr>
-        <w:t xml:space="preserve"> وَأُلَوِّثُكِ بِالأَوْسَاخِ وَأُحَقِّرُكِ وَأَجْعَلُكِ عِبْرَةً.</w:t>
-      </w:r>
-      <w:r>
-        <w:rPr>
-          <w:lang w:val="ar_AE" w:bidi="ar_AE"/>
-        </w:rPr>
-      </w:r>
-      <w:r>
-        <w:rPr>
-          <w:lang w:val="ar_AE" w:bidi="ar_AE"/>
-        </w:rPr>
-      </w:r>
-    </w:p>
-    <w:p>
-      <w:pPr>
-        <w:bidi/>
-      </w:pPr>
-      <w:r>
-        <w:rPr>
-          <w:lang w:val="ar_AE" w:bidi="ar_AE"/>
-        </w:rPr>
-      </w:r>
-    </w:p>
-    <w:p>
-      <w:pPr>
-        <w:bidi/>
-      </w:pPr>
-      <w:r>
-        <w:rPr>
-          <w:lang w:val="ar_AE" w:bidi="ar_AE"/>
-        </w:rPr>
-      </w:r>
-      <w:r>
-        <w:rPr>
-          <w:vertAlign w:val="superscript"/>
-          <w:lang w:val="ar_AE" w:bidi="ar_AE"/>
-        </w:rPr>
-        <w:t>7</w:t>
-      </w:r>
-      <w:r>
-        <w:rPr>
-          <w:lang w:val="ar_AE" w:bidi="ar_AE"/>
-        </w:rPr>
-        <w:t xml:space="preserve"> وَكُلُّ مَنْ يَرَاكِ يَعْرِضُ عَنْكِ قَائِلاً: «قَدْ خَرِبَتْ نِينَوَى فَمَنْ يَنُوحُ عَلَيْهَا؟ أَيْنَ أَجِدُ لَهَا مُعَزِّينَ؟»</w:t>
-      </w:r>
-      <w:r>
-        <w:rPr>
-          <w:lang w:val="ar_AE" w:bidi="ar_AE"/>
-        </w:rPr>
-      </w:r>
-      <w:r>
-        <w:rPr>
-          <w:lang w:val="ar_AE" w:bidi="ar_AE"/>
-        </w:rPr>
-      </w:r>
-    </w:p>
-    <w:p>
-      <w:pPr>
-        <w:bidi/>
-      </w:pPr>
-      <w:r>
-        <w:rPr>
-          <w:lang w:val="ar_AE" w:bidi="ar_AE"/>
-        </w:rPr>
-      </w:r>
-    </w:p>
-    <w:p>
-      <w:pPr>
-        <w:bidi/>
-      </w:pPr>
-      <w:r>
-        <w:rPr>
-          <w:lang w:val="ar_AE" w:bidi="ar_AE"/>
-        </w:rPr>
-      </w:r>
-      <w:r>
-        <w:rPr>
-          <w:vertAlign w:val="superscript"/>
-          <w:lang w:val="ar_AE" w:bidi="ar_AE"/>
-        </w:rPr>
-        <w:t>8</w:t>
-      </w:r>
-      <w:r>
-        <w:rPr>
-          <w:lang w:val="ar_AE" w:bidi="ar_AE"/>
-        </w:rPr>
-        <w:t xml:space="preserve"> هَلْ أَنْتِ أَفْضَلُ مِنْ طِيبَةَ الْجَاثِمَةِ إِلَى جِوَارِ النِّيلِ الْمُحَاطَةِ بِالْمِيَاهِ، الْمُتَمَنِّعَةِ بِالْبَحْرِ وَبِأَسْوَارٍ مِنَ الْمِيَاهِ؟</w:t>
-      </w:r>
-      <w:r>
-        <w:rPr>
-          <w:lang w:val="ar_AE" w:bidi="ar_AE"/>
-        </w:rPr>
-      </w:r>
-      <w:r>
-        <w:rPr>
-          <w:lang w:val="ar_AE" w:bidi="ar_AE"/>
-        </w:rPr>
-      </w:r>
-    </w:p>
-    <w:p>
-      <w:pPr>
-        <w:bidi/>
-      </w:pPr>
-      <w:r>
-        <w:rPr>
-          <w:lang w:val="ar_AE" w:bidi="ar_AE"/>
-        </w:rPr>
-      </w:r>
-    </w:p>
-    <w:p>
-      <w:pPr>
-        <w:bidi/>
-      </w:pPr>
-      <w:r>
-        <w:rPr>
-          <w:lang w:val="ar_AE" w:bidi="ar_AE"/>
-        </w:rPr>
-      </w:r>
-      <w:r>
-        <w:rPr>
-          <w:vertAlign w:val="superscript"/>
-          <w:lang w:val="ar_AE" w:bidi="ar_AE"/>
-        </w:rPr>
-        <w:t>9</w:t>
-      </w:r>
-      <w:r>
-        <w:rPr>
-          <w:lang w:val="ar_AE" w:bidi="ar_AE"/>
-        </w:rPr>
-        <w:t xml:space="preserve"> كُوشُ وَمِصْرُ كَانَتَا قُوَّتَهَا اللّامُتَنَاهِيَةَ، وَفُوطُ وَلِيبِيَا مِنْ حُلَفَائِهَا.</w:t>
-      </w:r>
-      <w:r>
-        <w:rPr>
-          <w:lang w:val="ar_AE" w:bidi="ar_AE"/>
-        </w:rPr>
-      </w:r>
-      <w:r>
-        <w:rPr>
-          <w:lang w:val="ar_AE" w:bidi="ar_AE"/>
-        </w:rPr>
-      </w:r>
-    </w:p>
-    <w:p>
-      <w:pPr>
-        <w:bidi/>
-      </w:pPr>
-      <w:r>
-        <w:rPr>
-          <w:lang w:val="ar_AE" w:bidi="ar_AE"/>
-        </w:rPr>
-      </w:r>
-    </w:p>
-    <w:p>
-      <w:pPr>
-        <w:bidi/>
-      </w:pPr>
-      <w:r>
-        <w:rPr>
-          <w:lang w:val="ar_AE" w:bidi="ar_AE"/>
-        </w:rPr>
-      </w:r>
-      <w:r>
-        <w:rPr>
-          <w:vertAlign w:val="superscript"/>
-          <w:lang w:val="ar_AE" w:bidi="ar_AE"/>
-        </w:rPr>
-        <w:t>10</w:t>
-      </w:r>
-      <w:r>
-        <w:rPr>
-          <w:lang w:val="ar_AE" w:bidi="ar_AE"/>
-        </w:rPr>
-        <w:t xml:space="preserve"> وَمَعَ ذَلِكَ فَقَدْ وَقَعَتْ أَسِيرَةً وَاقْتِيدَتْ إِلَى السَّبْيِ، وَتَمَزَّقَ أَطْفَالُهَا أَشْلاءَ فِي زَاوِيَةِ كُلِّ شَارِعٍ، وَاقْتُرِعَ عَلَى عُظَمَائِهَا، وَصُفِّدَ نُبَلاؤُهَا بِالأَغْلالِ.</w:t>
-      </w:r>
-      <w:r>
-        <w:rPr>
-          <w:lang w:val="ar_AE" w:bidi="ar_AE"/>
-        </w:rPr>
-      </w:r>
-      <w:r>
-        <w:rPr>
-          <w:lang w:val="ar_AE" w:bidi="ar_AE"/>
-        </w:rPr>
-      </w:r>
-    </w:p>
-    <w:p>
-      <w:pPr>
-        <w:bidi/>
-      </w:pPr>
-      <w:r>
-        <w:rPr>
-          <w:lang w:val="ar_AE" w:bidi="ar_AE"/>
-        </w:rPr>
-      </w:r>
-    </w:p>
-    <w:p>
-      <w:pPr>
-        <w:bidi/>
-      </w:pPr>
-      <w:r>
-        <w:rPr>
-          <w:lang w:val="ar_AE" w:bidi="ar_AE"/>
-        </w:rPr>
-      </w:r>
-      <w:r>
-        <w:rPr>
-          <w:vertAlign w:val="superscript"/>
-          <w:lang w:val="ar_AE" w:bidi="ar_AE"/>
-        </w:rPr>
-        <w:t>11</w:t>
-      </w:r>
-      <w:r>
-        <w:rPr>
-          <w:lang w:val="ar_AE" w:bidi="ar_AE"/>
-        </w:rPr>
-        <w:t xml:space="preserve"> وَأَنْتِ أَيْضاً تَسْكَرِينَ وَتَتَرَنَّحِينَ، وَتَلْتَمِسِينَ مَلْجَأً مِنَ الأَعْدَاءِ.</w:t>
-      </w:r>
-      <w:r>
-        <w:rPr>
-          <w:lang w:val="ar_AE" w:bidi="ar_AE"/>
-        </w:rPr>
-      </w:r>
-      <w:r>
-        <w:rPr>
-          <w:lang w:val="ar_AE" w:bidi="ar_AE"/>
-        </w:rPr>
-      </w:r>
-    </w:p>
-    <w:p>
-      <w:pPr>
-        <w:bidi/>
-      </w:pPr>
-      <w:r>
-        <w:rPr>
-          <w:lang w:val="ar_AE" w:bidi="ar_AE"/>
-        </w:rPr>
-      </w:r>
-    </w:p>
-    <w:p>
-      <w:pPr>
-        <w:bidi/>
-      </w:pPr>
-      <w:r>
-        <w:rPr>
-          <w:lang w:val="ar_AE" w:bidi="ar_AE"/>
-        </w:rPr>
-      </w:r>
-      <w:r>
-        <w:rPr>
-          <w:vertAlign w:val="superscript"/>
-          <w:lang w:val="ar_AE" w:bidi="ar_AE"/>
-        </w:rPr>
-        <w:t>12</w:t>
-      </w:r>
-      <w:r>
-        <w:rPr>
-          <w:lang w:val="ar_AE" w:bidi="ar_AE"/>
-        </w:rPr>
-        <w:t xml:space="preserve"> وَتَتَسَاقَطُ جَمِيعُ حُصُونِكِ كَتَسَاقُطِ بَوَاكِيرِ أَثْمَارِ أَشْجَارِ التِّينِ النَّاضِجَةِ فِي أَفْوَاهِ مَنْ يَهُزُّونَهَا.</w:t>
-      </w:r>
-      <w:r>
-        <w:rPr>
-          <w:lang w:val="ar_AE" w:bidi="ar_AE"/>
-        </w:rPr>
-      </w:r>
-      <w:r>
-        <w:rPr>
-          <w:lang w:val="ar_AE" w:bidi="ar_AE"/>
-        </w:rPr>
-      </w:r>
-    </w:p>
-    <w:p>
-      <w:pPr>
-        <w:bidi/>
-      </w:pPr>
-      <w:r>
-        <w:rPr>
-          <w:lang w:val="ar_AE" w:bidi="ar_AE"/>
-        </w:rPr>
-      </w:r>
-    </w:p>
-    <w:p>
-      <w:pPr>
-        <w:bidi/>
-      </w:pPr>
-      <w:r>
-        <w:rPr>
-          <w:lang w:val="ar_AE" w:bidi="ar_AE"/>
-        </w:rPr>
-      </w:r>
-      <w:r>
-        <w:rPr>
-          <w:vertAlign w:val="superscript"/>
-          <w:lang w:val="ar_AE" w:bidi="ar_AE"/>
-        </w:rPr>
-        <w:t>13</w:t>
-      </w:r>
-      <w:r>
-        <w:rPr>
-          <w:lang w:val="ar_AE" w:bidi="ar_AE"/>
-        </w:rPr>
-        <w:t xml:space="preserve"> انْظُرِي إِلَى جُنُودِكِ مُرْتَعِبِينَ كَالنِّسَاءِ فِي وَسَطِكِ. صَارَتْ أَبْوَابُ أَرْضِكِ مَفْتُوحَةً أَمَامَ أَعْدَائِكِ. وَشَرَعَتِ النِّيرَانُ تَلْتَهِمُ مَزَالِيجَكِ.</w:t>
-      </w:r>
-      <w:r>
-        <w:rPr>
-          <w:lang w:val="ar_AE" w:bidi="ar_AE"/>
-        </w:rPr>
-      </w:r>
-      <w:r>
-        <w:rPr>
-          <w:lang w:val="ar_AE" w:bidi="ar_AE"/>
-        </w:rPr>
-      </w:r>
-    </w:p>
-    <w:p>
-      <w:pPr>
-        <w:bidi/>
-      </w:pPr>
-      <w:r>
-        <w:rPr>
-          <w:lang w:val="ar_AE" w:bidi="ar_AE"/>
-        </w:rPr>
-      </w:r>
-    </w:p>
-    <w:p>
-      <w:pPr>
-        <w:bidi/>
-      </w:pPr>
-      <w:r>
-        <w:rPr>
-          <w:lang w:val="ar_AE" w:bidi="ar_AE"/>
-        </w:rPr>
-      </w:r>
-      <w:r>
-        <w:rPr>
-          <w:vertAlign w:val="superscript"/>
-          <w:lang w:val="ar_AE" w:bidi="ar_AE"/>
-        </w:rPr>
-        <w:t>14</w:t>
-      </w:r>
-      <w:r>
-        <w:rPr>
-          <w:lang w:val="ar_AE" w:bidi="ar_AE"/>
-        </w:rPr>
-        <w:t xml:space="preserve"> خَزِّنِي مَاءً تَأَهُّباً لِلْحِصَارِ، حَصِّنِي قِلاعَكِ. دُوسِي أَكْوَامَ الطِّينِ لِتُجَهِّزِي الطُّوبَ؛ أَصْلِحِي قَوَالِبَ الطِّينِ.</w:t>
-      </w:r>
-      <w:r>
-        <w:rPr>
-          <w:lang w:val="ar_AE" w:bidi="ar_AE"/>
-        </w:rPr>
-      </w:r>
-      <w:r>
-        <w:rPr>
-          <w:lang w:val="ar_AE" w:bidi="ar_AE"/>
-        </w:rPr>
-      </w:r>
-    </w:p>
-    <w:p>
-      <w:pPr>
-        <w:bidi/>
-      </w:pPr>
-      <w:r>
-        <w:rPr>
-          <w:lang w:val="ar_AE" w:bidi="ar_AE"/>
-        </w:rPr>
-      </w:r>
-    </w:p>
-    <w:p>
-      <w:pPr>
-        <w:bidi/>
-      </w:pPr>
-      <w:r>
-        <w:rPr>
-          <w:lang w:val="ar_AE" w:bidi="ar_AE"/>
-        </w:rPr>
-      </w:r>
-      <w:r>
-        <w:rPr>
-          <w:vertAlign w:val="superscript"/>
-          <w:lang w:val="ar_AE" w:bidi="ar_AE"/>
-        </w:rPr>
-        <w:t>15</w:t>
-      </w:r>
-      <w:r>
-        <w:rPr>
-          <w:lang w:val="ar_AE" w:bidi="ar_AE"/>
-        </w:rPr>
-        <w:t xml:space="preserve"> هُنَاكَ تَلْتَهِمُكِ النَّارُ، وَيَسْتَأْصِلُكِ السَّيْفُ، فَيُبِيدُكِ الأَعْدَاءُ كَالْجَرَادِ. تَكَاثَرِي كَالْجَرَادِ وَكَالْجَنَادِبِ.</w:t>
-      </w:r>
-      <w:r>
-        <w:rPr>
-          <w:lang w:val="ar_AE" w:bidi="ar_AE"/>
-        </w:rPr>
-      </w:r>
-      <w:r>
-        <w:rPr>
-          <w:lang w:val="ar_AE" w:bidi="ar_AE"/>
-        </w:rPr>
-      </w:r>
-    </w:p>
-    <w:p>
-      <w:pPr>
-        <w:bidi/>
-      </w:pPr>
-      <w:r>
-        <w:rPr>
-          <w:lang w:val="ar_AE" w:bidi="ar_AE"/>
-        </w:rPr>
-      </w:r>
-    </w:p>
-    <w:p>
-      <w:pPr>
-        <w:bidi/>
-      </w:pPr>
-      <w:r>
-        <w:rPr>
-          <w:lang w:val="ar_AE" w:bidi="ar_AE"/>
-        </w:rPr>
-      </w:r>
-      <w:r>
-        <w:rPr>
-          <w:vertAlign w:val="superscript"/>
-          <w:lang w:val="ar_AE" w:bidi="ar_AE"/>
-        </w:rPr>
-        <w:t>16</w:t>
-      </w:r>
-      <w:r>
-        <w:rPr>
-          <w:lang w:val="ar_AE" w:bidi="ar_AE"/>
-        </w:rPr>
-        <w:t xml:space="preserve"> قَدْ أَضْحَى تُجَّارُكِ أَكْثَرَ مِنْ كَوَاكِبِ السَّمَاءِ، وَلَكِنَّهُمْ تَبَدَّدُوا كَجَرَادٍ فَرَدَ أَجْنِحَتَهُ وَطَارَ.</w:t>
-      </w:r>
-      <w:r>
-        <w:rPr>
-          <w:lang w:val="ar_AE" w:bidi="ar_AE"/>
-        </w:rPr>
-      </w:r>
-      <w:r>
-        <w:rPr>
-          <w:lang w:val="ar_AE" w:bidi="ar_AE"/>
-        </w:rPr>
-      </w:r>
-    </w:p>
-    <w:p>
-      <w:pPr>
-        <w:bidi/>
-      </w:pPr>
-      <w:r>
-        <w:rPr>
-          <w:lang w:val="ar_AE" w:bidi="ar_AE"/>
-        </w:rPr>
-      </w:r>
-    </w:p>
-    <w:p>
-      <w:pPr>
-        <w:bidi/>
-      </w:pPr>
-      <w:r>
-        <w:rPr>
-          <w:lang w:val="ar_AE" w:bidi="ar_AE"/>
-        </w:rPr>
-      </w:r>
-      <w:r>
-        <w:rPr>
-          <w:vertAlign w:val="superscript"/>
-          <w:lang w:val="ar_AE" w:bidi="ar_AE"/>
-        </w:rPr>
-        <w:t>17</w:t>
-      </w:r>
-      <w:r>
-        <w:rPr>
-          <w:lang w:val="ar_AE" w:bidi="ar_AE"/>
-        </w:rPr>
-        <w:t xml:space="preserve"> أَصْبَحَ رُؤَسَاؤُكِ كَالْجَنَادِبِ، وَقَادَتُكِ كَأَسْرَابِ الْجَرَادِ الْمُتَكَوِّمَةِ عَلَى سِيَاجٍ فِي يَوْمٍ بَارِدٍ. مَا إِنْ تُشْرِقُ الشَّمْسُ حَتَّى تَطِيرَ بَعِيداً إِلَى حَيْثُ لَا يَعْلَمُ أَحَدٌ.</w:t>
-      </w:r>
-      <w:r>
-        <w:rPr>
-          <w:lang w:val="ar_AE" w:bidi="ar_AE"/>
-        </w:rPr>
-      </w:r>
-      <w:r>
-        <w:rPr>
-          <w:lang w:val="ar_AE" w:bidi="ar_AE"/>
-        </w:rPr>
-      </w:r>
-    </w:p>
-    <w:p>
-      <w:pPr>
-        <w:bidi/>
-      </w:pPr>
-      <w:r>
-        <w:rPr>
-          <w:lang w:val="ar_AE" w:bidi="ar_AE"/>
-        </w:rPr>
-      </w:r>
-    </w:p>
-    <w:p>
-      <w:pPr>
-        <w:bidi/>
-      </w:pPr>
-      <w:r>
-        <w:rPr>
-          <w:lang w:val="ar_AE" w:bidi="ar_AE"/>
-        </w:rPr>
-      </w:r>
-      <w:r>
-        <w:rPr>
-          <w:vertAlign w:val="superscript"/>
-          <w:lang w:val="ar_AE" w:bidi="ar_AE"/>
-        </w:rPr>
-        <w:t>18</w:t>
-      </w:r>
-      <w:r>
-        <w:rPr>
-          <w:lang w:val="ar_AE" w:bidi="ar_AE"/>
-        </w:rPr>
-        <w:t xml:space="preserve"> قَدْ نَامَ رُعَاتُكَ يَا مَلِكَ أَشُّورَ، وَغَرِقَ عُظَمَاؤُكَ فِي سُبَاتٍ عَمِيقٍ، تَشَتَّتَ شَعْبُكَ عَلَى الْجِبَالِ وَلا يُوْجَدُ مَنْ يَجْمَعُهُمْ.</w:t>
-      </w:r>
-      <w:r>
-        <w:rPr>
-          <w:lang w:val="ar_AE" w:bidi="ar_AE"/>
-        </w:rPr>
-      </w:r>
-      <w:r>
-        <w:rPr>
-          <w:lang w:val="ar_AE" w:bidi="ar_AE"/>
-        </w:rPr>
-      </w:r>
-    </w:p>
-    <w:p>
-      <w:pPr>
-        <w:bidi/>
-      </w:pPr>
-      <w:r>
-        <w:rPr>
-          <w:lang w:val="ar_AE" w:bidi="ar_AE"/>
-        </w:rPr>
-      </w:r>
-    </w:p>
-    <w:p>
-      <w:pPr>
-        <w:bidi/>
-      </w:pPr>
-      <w:r>
-        <w:rPr>
-          <w:lang w:val="ar_AE" w:bidi="ar_AE"/>
-        </w:rPr>
-      </w:r>
-      <w:r>
-        <w:rPr>
-          <w:vertAlign w:val="superscript"/>
+          <w:rtl/>
+          <w:cs/>
           <w:lang w:val="ar_AE" w:bidi="ar_AE"/>
         </w:rPr>
         <w:t>19</w:t>
       </w:r>
       <w:r>
         <w:rPr>
+          <w:rtl/>
+          <w:cs/>
           <w:lang w:val="ar_AE" w:bidi="ar_AE"/>
         </w:rPr>
         <w:t xml:space="preserve"> لَا جَبْرَ لِكَسْرِكَ، وَجُرْحُكَ مُمِيتٌ. وَكُلُّ مَنْ يَسْمَعُ بِمَا جَرَى لَكَ يُصَفِّقُ ابْتِهَاجاً لِمَا أَصَابَكَ، فَمَنْ لَمْ يُعَانِ مِنْ شَرِّكَ الْمُتْمَادِي؟</w:t>
-      </w:r>
-      <w:r>
-        <w:rPr>
-          <w:lang w:val="ar_AE" w:bidi="ar_AE"/>
-        </w:rPr>
-      </w:r>
-      <w:r>
-        <w:rPr>
-          <w:lang w:val="ar_AE" w:bidi="ar_AE"/>
-        </w:rPr>
       </w:r>
     </w:p>
     <w:sectPr>
